--- a/Devops_Notes/Join_Devops_Notes/Practice_with_Screenshots/Day-13 - Linux file hirarechy.docx
+++ b/Devops_Notes/Join_Devops_Notes/Practice_with_Screenshots/Day-13 - Linux file hirarechy.docx
@@ -2,10 +2,17 @@
 <file path=word/document.xml><?xml version="1.0" encoding="utf-8"?>
 <w:document xmlns:wpc="http://schemas.microsoft.com/office/word/2010/wordprocessingCanvas" xmlns:cx="http://schemas.microsoft.com/office/drawing/2014/chartex" xmlns:cx1="http://schemas.microsoft.com/office/drawing/2015/9/8/chartex" xmlns:cx2="http://schemas.microsoft.com/office/drawing/2015/10/21/chartex" xmlns:cx3="http://schemas.microsoft.com/office/drawing/2016/5/9/chartex" xmlns:cx4="http://schemas.microsoft.com/office/drawing/2016/5/10/chartex" xmlns:cx5="http://schemas.microsoft.com/office/drawing/2016/5/11/chartex" xmlns:cx6="http://schemas.microsoft.com/office/drawing/2016/5/12/chartex" xmlns:cx7="http://schemas.microsoft.com/office/drawing/2016/5/13/chartex" xmlns:cx8="http://schemas.microsoft.com/office/drawing/2016/5/14/chartex" xmlns:mc="http://schemas.openxmlformats.org/markup-compatibility/2006" xmlns:aink="http://schemas.microsoft.com/office/drawing/2016/ink" xmlns:am3d="http://schemas.microsoft.com/office/drawing/2017/model3d" xmlns:o="urn:schemas-microsoft-com:office:office" xmlns:oel="http://schemas.microsoft.com/office/2019/extlst" xmlns:r="http://schemas.openxmlformats.org/officeDocument/2006/relationships" xmlns:m="http://schemas.openxmlformats.org/officeDocument/2006/math" xmlns:v="urn:schemas-microsoft-com:vml" xmlns:wp14="http://schemas.microsoft.com/office/word/2010/wordprocessingDrawing" xmlns:wp="http://schemas.openxmlformats.org/drawingml/2006/wordprocessingDrawing" xmlns:w10="urn:schemas-microsoft-com:office:word" xmlns:w="http://schemas.openxmlformats.org/wordprocessingml/2006/main" xmlns:w14="http://schemas.microsoft.com/office/word/2010/wordml" xmlns:w15="http://schemas.microsoft.com/office/word/2012/wordml" xmlns:w16cex="http://schemas.microsoft.com/office/word/2018/wordml/cex" xmlns:w16cid="http://schemas.microsoft.com/office/word/2016/wordml/cid" xmlns:w16="http://schemas.microsoft.com/office/word/2018/wordml" xmlns:w16du="http://schemas.microsoft.com/office/word/2023/wordml/word16du" xmlns:w16sdtdh="http://schemas.microsoft.com/office/word/2020/wordml/sdtdatahash" xmlns:w16sdtfl="http://schemas.microsoft.com/office/word/2024/wordml/sdtformatlock" xmlns:w16se="http://schemas.microsoft.com/office/word/2015/wordml/symex" xmlns:wpg="http://schemas.microsoft.com/office/word/2010/wordprocessingGroup" xmlns:wpi="http://schemas.microsoft.com/office/word/2010/wordprocessingInk" xmlns:wne="http://schemas.microsoft.com/office/word/2006/wordml" xmlns:wps="http://schemas.microsoft.com/office/word/2010/wordprocessingShape" mc:Ignorable="w14 w15 w16se w16cid w16 w16cex w16sdtdh w16sdtfl w16du wp14">
   <w:body>
-    <w:p>
-      <w:r>
-        <w:t>Day 13 :</w:t>
-      </w:r>
+    <w:p/>
+    <w:p/>
+    <w:p>
+      <w:r>
+        <w:t xml:space="preserve">Day </w:t>
+      </w:r>
+      <w:proofErr w:type="gramStart"/>
+      <w:r>
+        <w:t>13 :</w:t>
+      </w:r>
+      <w:proofErr w:type="gramEnd"/>
     </w:p>
     <w:p>
       <w:r>
@@ -46,7 +53,20 @@
         </w:numPr>
       </w:pPr>
       <w:r>
-        <w:t>$lsblk  (list block devices)</w:t>
+        <w:t>$</w:t>
+      </w:r>
+      <w:proofErr w:type="spellStart"/>
+      <w:proofErr w:type="gramStart"/>
+      <w:r>
+        <w:t>lsblk</w:t>
+      </w:r>
+      <w:proofErr w:type="spellEnd"/>
+      <w:r>
+        <w:t xml:space="preserve">  (</w:t>
+      </w:r>
+      <w:proofErr w:type="gramEnd"/>
+      <w:r>
+        <w:t>list block devices)</w:t>
       </w:r>
     </w:p>
     <w:p>
@@ -82,7 +102,31 @@
         </w:numPr>
       </w:pPr>
       <w:r>
-        <w:t>$sudo parted /dev/nvme1n1 –script gpt mkpart primary 0% 100%</w:t>
+        <w:t>$</w:t>
+      </w:r>
+      <w:proofErr w:type="spellStart"/>
+      <w:r>
+        <w:t>sudo</w:t>
+      </w:r>
+      <w:proofErr w:type="spellEnd"/>
+      <w:r>
+        <w:t xml:space="preserve"> parted /dev/nvme1n1 –script </w:t>
+      </w:r>
+      <w:proofErr w:type="spellStart"/>
+      <w:r>
+        <w:t>gpt</w:t>
+      </w:r>
+      <w:proofErr w:type="spellEnd"/>
+      <w:r>
+        <w:t xml:space="preserve"> </w:t>
+      </w:r>
+      <w:proofErr w:type="spellStart"/>
+      <w:r>
+        <w:t>mkpart</w:t>
+      </w:r>
+      <w:proofErr w:type="spellEnd"/>
+      <w:r>
+        <w:t xml:space="preserve"> primary 0% 100%</w:t>
       </w:r>
     </w:p>
     <w:p>
@@ -106,7 +150,23 @@
         </w:numPr>
       </w:pPr>
       <w:r>
-        <w:t>$sudo mkfs.xfs -f /dev/nvme1n1p1</w:t>
+        <w:t>$</w:t>
+      </w:r>
+      <w:proofErr w:type="spellStart"/>
+      <w:r>
+        <w:t>sudo</w:t>
+      </w:r>
+      <w:proofErr w:type="spellEnd"/>
+      <w:r>
+        <w:t xml:space="preserve"> </w:t>
+      </w:r>
+      <w:proofErr w:type="spellStart"/>
+      <w:r>
+        <w:t>mkfs.xfs</w:t>
+      </w:r>
+      <w:proofErr w:type="spellEnd"/>
+      <w:r>
+        <w:t xml:space="preserve"> -f /dev/nvme1n1p1</w:t>
       </w:r>
     </w:p>
     <w:p>
@@ -129,8 +189,13 @@
           <w:numId w:val="2"/>
         </w:numPr>
       </w:pPr>
-      <w:r>
-        <w:t>sudo mount /dev/nvme1n1p1 /data</w:t>
+      <w:proofErr w:type="spellStart"/>
+      <w:r>
+        <w:t>sudo</w:t>
+      </w:r>
+      <w:proofErr w:type="spellEnd"/>
+      <w:r>
+        <w:t xml:space="preserve"> mount /dev/nvme1n1p1 /data</w:t>
       </w:r>
     </w:p>
     <w:p>
@@ -153,8 +218,21 @@
           <w:numId w:val="2"/>
         </w:numPr>
       </w:pPr>
-      <w:r>
-        <w:t>df -hT | grep data</w:t>
+      <w:proofErr w:type="spellStart"/>
+      <w:r>
+        <w:t>df</w:t>
+      </w:r>
+      <w:proofErr w:type="spellEnd"/>
+      <w:r>
+        <w:t xml:space="preserve"> -</w:t>
+      </w:r>
+      <w:proofErr w:type="spellStart"/>
+      <w:r>
+        <w:t>hT</w:t>
+      </w:r>
+      <w:proofErr w:type="spellEnd"/>
+      <w:r>
+        <w:t xml:space="preserve"> | grep data</w:t>
       </w:r>
     </w:p>
     <w:p>
@@ -166,8 +244,13 @@
         </w:numPr>
       </w:pPr>
       <w:r>
-        <w:t>expected outpot</w:t>
-      </w:r>
+        <w:t xml:space="preserve">expected </w:t>
+      </w:r>
+      <w:proofErr w:type="spellStart"/>
+      <w:r>
+        <w:t>outpot</w:t>
+      </w:r>
+      <w:proofErr w:type="spellEnd"/>
     </w:p>
     <w:p>
       <w:pPr>
@@ -178,8 +261,21 @@
         </w:numPr>
       </w:pPr>
       <w:r>
-        <w:t>/dev/nvme1n1p1   xfs   25G   ...   /data</w:t>
-      </w:r>
+        <w:t xml:space="preserve">/dev/nvme1n1p1   </w:t>
+      </w:r>
+      <w:proofErr w:type="spellStart"/>
+      <w:r>
+        <w:t>xfs</w:t>
+      </w:r>
+      <w:proofErr w:type="spellEnd"/>
+      <w:r>
+        <w:t xml:space="preserve">   25G   ...   /</w:t>
+      </w:r>
+      <w:proofErr w:type="gramStart"/>
+      <w:r>
+        <w:t>data</w:t>
+      </w:r>
+      <w:proofErr w:type="gramEnd"/>
     </w:p>
     <w:p>
       <w:pPr>
@@ -202,8 +298,13 @@
         </w:numPr>
       </w:pPr>
       <w:r>
-        <w:t>$ vim /etc/fstab</w:t>
-      </w:r>
+        <w:t>$ vim /etc/</w:t>
+      </w:r>
+      <w:proofErr w:type="spellStart"/>
+      <w:r>
+        <w:t>fstab</w:t>
+      </w:r>
+      <w:proofErr w:type="spellEnd"/>
     </w:p>
     <w:p>
       <w:pPr>
@@ -229,7 +330,23 @@
         </w:numPr>
       </w:pPr>
       <w:r>
-        <w:t>$df -ht -&gt; disk info</w:t>
+        <w:t>$</w:t>
+      </w:r>
+      <w:proofErr w:type="spellStart"/>
+      <w:r>
+        <w:t>df</w:t>
+      </w:r>
+      <w:proofErr w:type="spellEnd"/>
+      <w:r>
+        <w:t xml:space="preserve"> -</w:t>
+      </w:r>
+      <w:proofErr w:type="spellStart"/>
+      <w:r>
+        <w:t>ht</w:t>
+      </w:r>
+      <w:proofErr w:type="spellEnd"/>
+      <w:r>
+        <w:t xml:space="preserve"> -&gt; disk info</w:t>
       </w:r>
     </w:p>
     <w:p>
@@ -265,7 +382,15 @@
         </w:numPr>
       </w:pPr>
       <w:r>
-        <w:t>$ top   (it shows the how much memory each app is utilizing)</w:t>
+        <w:t>$ top</w:t>
+      </w:r>
+      <w:proofErr w:type="gramStart"/>
+      <w:r>
+        <w:t xml:space="preserve">   (</w:t>
+      </w:r>
+      <w:proofErr w:type="gramEnd"/>
+      <w:r>
+        <w:t>it shows the how much memory each app is utilizing)</w:t>
       </w:r>
     </w:p>
     <w:p>
@@ -277,7 +402,23 @@
         </w:numPr>
       </w:pPr>
       <w:r>
-        <w:t>$htop (incase if not install, then install it) (it will show in human readable format</w:t>
+        <w:t>$</w:t>
+      </w:r>
+      <w:proofErr w:type="spellStart"/>
+      <w:r>
+        <w:t>htop</w:t>
+      </w:r>
+      <w:proofErr w:type="spellEnd"/>
+      <w:r>
+        <w:t xml:space="preserve"> (</w:t>
+      </w:r>
+      <w:proofErr w:type="spellStart"/>
+      <w:r>
+        <w:t>incase</w:t>
+      </w:r>
+      <w:proofErr w:type="spellEnd"/>
+      <w:r>
+        <w:t xml:space="preserve"> if not install, then install it) (it will show in human readable format</w:t>
       </w:r>
     </w:p>
     <w:p>
@@ -289,7 +430,23 @@
         </w:numPr>
       </w:pPr>
       <w:r>
-        <w:t>$df -hT (check which user folder using memory most go to directory and enter this command))</w:t>
+        <w:t>$</w:t>
+      </w:r>
+      <w:proofErr w:type="spellStart"/>
+      <w:r>
+        <w:t>df</w:t>
+      </w:r>
+      <w:proofErr w:type="spellEnd"/>
+      <w:r>
+        <w:t xml:space="preserve"> -</w:t>
+      </w:r>
+      <w:proofErr w:type="spellStart"/>
+      <w:r>
+        <w:t>hT</w:t>
+      </w:r>
+      <w:proofErr w:type="spellEnd"/>
+      <w:r>
+        <w:t xml:space="preserve"> (check which user folder using memory most go to directory and enter this command))</w:t>
       </w:r>
     </w:p>
     <w:p>
@@ -301,7 +458,23 @@
         </w:numPr>
       </w:pPr>
       <w:r>
-        <w:t>$du -sh *  (memory occupied by files and folders)</w:t>
+        <w:t>$du -</w:t>
+      </w:r>
+      <w:proofErr w:type="spellStart"/>
+      <w:r>
+        <w:t>sh</w:t>
+      </w:r>
+      <w:proofErr w:type="spellEnd"/>
+      <w:r>
+        <w:t xml:space="preserve"> </w:t>
+      </w:r>
+      <w:proofErr w:type="gramStart"/>
+      <w:r>
+        <w:t>*  (</w:t>
+      </w:r>
+      <w:proofErr w:type="gramEnd"/>
+      <w:r>
+        <w:t>memory occupied by files and folders)</w:t>
       </w:r>
     </w:p>
     <w:p>
@@ -324,8 +497,13 @@
           <w:numId w:val="2"/>
         </w:numPr>
       </w:pPr>
-      <w:r>
-        <w:t>Lv extend (assign newly storage to directories)</w:t>
+      <w:proofErr w:type="spellStart"/>
+      <w:r>
+        <w:t>Lv</w:t>
+      </w:r>
+      <w:proofErr w:type="spellEnd"/>
+      <w:r>
+        <w:t xml:space="preserve"> extend (assign newly storage to directories)</w:t>
       </w:r>
     </w:p>
     <w:p>
@@ -337,12 +515,2953 @@
         </w:numPr>
       </w:pPr>
       <w:r>
-        <w:t>$lvextend -L +15G /dev/nvme1n1p1</w:t>
+        <w:t>$</w:t>
+      </w:r>
+      <w:proofErr w:type="spellStart"/>
+      <w:r>
+        <w:t>lvextend</w:t>
+      </w:r>
+      <w:proofErr w:type="spellEnd"/>
+      <w:r>
+        <w:t xml:space="preserve"> -L +15G /dev/nvme1n1p1</w:t>
+      </w:r>
+    </w:p>
+    <w:p/>
+    <w:p/>
+    <w:p/>
+    <w:p/>
+    <w:p/>
+    <w:p/>
+    <w:p>
+      <w:pPr>
+        <w:pStyle w:val="ListParagraph"/>
+        <w:numPr>
+          <w:ilvl w:val="0"/>
+          <w:numId w:val="3"/>
+        </w:numPr>
+        <w:rPr>
+          <w:b/>
+          <w:bCs/>
+        </w:rPr>
+      </w:pPr>
+      <w:r>
+        <w:rPr>
+          <w:b/>
+          <w:bCs/>
+        </w:rPr>
+        <w:lastRenderedPageBreak/>
+        <w:t>Linux File Hierarchy (FHS – Filesystem Hierarchy Standard)</w:t>
+      </w:r>
+    </w:p>
+    <w:p>
+      <w:pPr>
+        <w:pStyle w:val="ListParagraph"/>
+        <w:numPr>
+          <w:ilvl w:val="1"/>
+          <w:numId w:val="3"/>
+        </w:numPr>
+      </w:pPr>
+      <w:r>
+        <w:t>In Linux, everything is structured under a single root directory /.</w:t>
+      </w:r>
+    </w:p>
+    <w:p>
+      <w:pPr>
+        <w:pStyle w:val="ListParagraph"/>
+        <w:numPr>
+          <w:ilvl w:val="1"/>
+          <w:numId w:val="3"/>
+        </w:numPr>
+      </w:pPr>
+      <w:r>
+        <w:t xml:space="preserve">Unlike Windows where you have </w:t>
+      </w:r>
+      <w:proofErr w:type="gramStart"/>
+      <w:r>
+        <w:t>C:,</w:t>
+      </w:r>
+      <w:proofErr w:type="gramEnd"/>
+      <w:r>
+        <w:t xml:space="preserve"> </w:t>
+      </w:r>
+      <w:proofErr w:type="gramStart"/>
+      <w:r>
+        <w:t>D:,</w:t>
+      </w:r>
+      <w:proofErr w:type="gramEnd"/>
+      <w:r>
+        <w:t xml:space="preserve"> </w:t>
+      </w:r>
+      <w:proofErr w:type="gramStart"/>
+      <w:r>
+        <w:t>E:,</w:t>
+      </w:r>
+      <w:proofErr w:type="gramEnd"/>
+      <w:r>
+        <w:t xml:space="preserve"> Linux follows a unified tree architecture.</w:t>
+      </w:r>
+    </w:p>
+    <w:p>
+      <w:pPr>
+        <w:pStyle w:val="ListParagraph"/>
+        <w:numPr>
+          <w:ilvl w:val="1"/>
+          <w:numId w:val="3"/>
+        </w:numPr>
+      </w:pPr>
+      <w:r>
+        <w:t xml:space="preserve">This structure is defined by the </w:t>
+      </w:r>
+      <w:r>
+        <w:rPr>
+          <w:b/>
+          <w:bCs/>
+        </w:rPr>
+        <w:t>Filesystem Hierarchy Standard (FHS)</w:t>
+      </w:r>
+      <w:r>
+        <w:t>, which ensures consistency across distributions like Ubuntu, CentOS, RHEL, etc.</w:t>
+      </w:r>
+    </w:p>
+    <w:p>
+      <w:pPr>
+        <w:pStyle w:val="ListParagraph"/>
+        <w:numPr>
+          <w:ilvl w:val="0"/>
+          <w:numId w:val="2"/>
+        </w:numPr>
+      </w:pPr>
+      <w:r>
+        <w:t>From a DevOps standpoint, understanding file hierarchy is critical because:</w:t>
+      </w:r>
+    </w:p>
+    <w:p>
+      <w:pPr>
+        <w:pStyle w:val="ListParagraph"/>
+        <w:numPr>
+          <w:ilvl w:val="1"/>
+          <w:numId w:val="2"/>
+        </w:numPr>
+      </w:pPr>
+      <w:r>
+        <w:t>Application deployment paths matter</w:t>
+      </w:r>
+    </w:p>
+    <w:p>
+      <w:pPr>
+        <w:pStyle w:val="ListParagraph"/>
+        <w:numPr>
+          <w:ilvl w:val="1"/>
+          <w:numId w:val="2"/>
+        </w:numPr>
+      </w:pPr>
+      <w:r>
+        <w:t>Service configuration locations matter</w:t>
+      </w:r>
+    </w:p>
+    <w:p>
+      <w:pPr>
+        <w:pStyle w:val="ListParagraph"/>
+        <w:numPr>
+          <w:ilvl w:val="1"/>
+          <w:numId w:val="2"/>
+        </w:numPr>
+      </w:pPr>
+      <w:r>
+        <w:t>Logs and debugging depend on directory knowledge</w:t>
+      </w:r>
+    </w:p>
+    <w:p>
+      <w:pPr>
+        <w:pStyle w:val="ListParagraph"/>
+        <w:numPr>
+          <w:ilvl w:val="1"/>
+          <w:numId w:val="2"/>
+        </w:numPr>
+      </w:pPr>
+      <w:r>
+        <w:t xml:space="preserve">Automation tools (Ansible, </w:t>
+      </w:r>
+      <w:proofErr w:type="gramStart"/>
+      <w:r>
+        <w:t>Terraform</w:t>
+      </w:r>
+      <w:proofErr w:type="gramEnd"/>
+      <w:r>
+        <w:t xml:space="preserve"> provisioners, Shell scripts) depend on correct paths</w:t>
+      </w:r>
+    </w:p>
+    <w:p>
+      <w:pPr>
+        <w:pStyle w:val="ListParagraph"/>
+        <w:numPr>
+          <w:ilvl w:val="1"/>
+          <w:numId w:val="2"/>
+        </w:numPr>
+      </w:pPr>
+      <w:r>
+        <w:t>Security hardening depends on file placement</w:t>
+      </w:r>
+    </w:p>
+    <w:p/>
+    <w:tbl>
+      <w:tblPr>
+        <w:tblStyle w:val="TableGrid"/>
+        <w:tblW w:w="0" w:type="auto"/>
+        <w:tblLook w:val="04A0" w:firstRow="1" w:lastRow="0" w:firstColumn="1" w:lastColumn="0" w:noHBand="0" w:noVBand="1"/>
+      </w:tblPr>
+      <w:tblGrid>
+        <w:gridCol w:w="2263"/>
+        <w:gridCol w:w="6753"/>
+      </w:tblGrid>
+      <w:tr>
+        <w:tc>
+          <w:tcPr>
+            <w:tcW w:w="2263" w:type="dxa"/>
+          </w:tcPr>
+          <w:p>
+            <w:r>
+              <w:t>/ – Root Directory</w:t>
+            </w:r>
+          </w:p>
+        </w:tc>
+        <w:tc>
+          <w:tcPr>
+            <w:tcW w:w="6753" w:type="dxa"/>
+          </w:tcPr>
+          <w:p>
+            <w:pPr>
+              <w:pStyle w:val="ListParagraph"/>
+              <w:numPr>
+                <w:ilvl w:val="0"/>
+                <w:numId w:val="2"/>
+              </w:numPr>
+            </w:pPr>
+            <w:r>
+              <w:t>This is the top of the entire filesystem tree.</w:t>
+            </w:r>
+          </w:p>
+          <w:p>
+            <w:pPr>
+              <w:pStyle w:val="ListParagraph"/>
+              <w:numPr>
+                <w:ilvl w:val="0"/>
+                <w:numId w:val="2"/>
+              </w:numPr>
+            </w:pPr>
+            <w:r>
+              <w:t>Every file, directory, device, and mount exists under /.</w:t>
+            </w:r>
+          </w:p>
+          <w:p>
+            <w:pPr>
+              <w:pStyle w:val="ListParagraph"/>
+              <w:numPr>
+                <w:ilvl w:val="0"/>
+                <w:numId w:val="2"/>
+              </w:numPr>
+            </w:pPr>
+            <w:r>
+              <w:t xml:space="preserve">In production systems, if / becomes full, the server can become unstable or fail to boot. </w:t>
+            </w:r>
+          </w:p>
+          <w:p>
+            <w:pPr>
+              <w:pStyle w:val="ListParagraph"/>
+              <w:numPr>
+                <w:ilvl w:val="0"/>
+                <w:numId w:val="2"/>
+              </w:numPr>
+            </w:pPr>
+            <w:r>
+              <w:t xml:space="preserve">As a DevOps engineer, monitoring root disk usage using </w:t>
+            </w:r>
+            <w:proofErr w:type="spellStart"/>
+            <w:r>
+              <w:rPr>
+                <w:b/>
+                <w:bCs/>
+              </w:rPr>
+              <w:t>df</w:t>
+            </w:r>
+            <w:proofErr w:type="spellEnd"/>
+            <w:r>
+              <w:rPr>
+                <w:b/>
+                <w:bCs/>
+              </w:rPr>
+              <w:t xml:space="preserve"> -h</w:t>
+            </w:r>
+            <w:r>
+              <w:t xml:space="preserve"> is mandatory.</w:t>
+            </w:r>
+          </w:p>
+        </w:tc>
+      </w:tr>
+      <w:tr>
+        <w:tc>
+          <w:tcPr>
+            <w:tcW w:w="2263" w:type="dxa"/>
+          </w:tcPr>
+          <w:p>
+            <w:r>
+              <w:t>/</w:t>
+            </w:r>
+            <w:proofErr w:type="gramStart"/>
+            <w:r>
+              <w:t>bin</w:t>
+            </w:r>
+            <w:proofErr w:type="gramEnd"/>
+            <w:r>
+              <w:t xml:space="preserve"> and /sbin</w:t>
+            </w:r>
+          </w:p>
+        </w:tc>
+        <w:tc>
+          <w:tcPr>
+            <w:tcW w:w="6753" w:type="dxa"/>
+          </w:tcPr>
+          <w:p>
+            <w:pPr>
+              <w:pStyle w:val="ListParagraph"/>
+              <w:numPr>
+                <w:ilvl w:val="0"/>
+                <w:numId w:val="2"/>
+              </w:numPr>
+            </w:pPr>
+            <w:r>
+              <w:t>/</w:t>
+            </w:r>
+            <w:proofErr w:type="gramStart"/>
+            <w:r>
+              <w:t>bin</w:t>
+            </w:r>
+            <w:proofErr w:type="gramEnd"/>
+            <w:r>
+              <w:t xml:space="preserve"> contains essential user binaries like ls, cp, mv, cat.</w:t>
+            </w:r>
+          </w:p>
+          <w:p>
+            <w:pPr>
+              <w:pStyle w:val="ListParagraph"/>
+              <w:numPr>
+                <w:ilvl w:val="0"/>
+                <w:numId w:val="2"/>
+              </w:numPr>
+            </w:pPr>
+            <w:r>
+              <w:t>/</w:t>
+            </w:r>
+            <w:proofErr w:type="gramStart"/>
+            <w:r>
+              <w:t>sbin</w:t>
+            </w:r>
+            <w:proofErr w:type="gramEnd"/>
+            <w:r>
+              <w:t xml:space="preserve"> contains system-level administrative binaries like </w:t>
+            </w:r>
+            <w:proofErr w:type="spellStart"/>
+            <w:r>
+              <w:t>ifconfig</w:t>
+            </w:r>
+            <w:proofErr w:type="spellEnd"/>
+            <w:r>
+              <w:t xml:space="preserve">, reboot, </w:t>
+            </w:r>
+            <w:proofErr w:type="spellStart"/>
+            <w:r>
+              <w:t>fdisk</w:t>
+            </w:r>
+            <w:proofErr w:type="spellEnd"/>
+            <w:r>
+              <w:t>.</w:t>
+            </w:r>
+          </w:p>
+          <w:p>
+            <w:pPr>
+              <w:pStyle w:val="ListParagraph"/>
+              <w:numPr>
+                <w:ilvl w:val="0"/>
+                <w:numId w:val="2"/>
+              </w:numPr>
+            </w:pPr>
+            <w:r>
+              <w:t xml:space="preserve">In modern systems, many distributions link these to /usr/bin and /usr/sbin. </w:t>
+            </w:r>
+          </w:p>
+          <w:p>
+            <w:pPr>
+              <w:pStyle w:val="ListParagraph"/>
+              <w:numPr>
+                <w:ilvl w:val="0"/>
+                <w:numId w:val="2"/>
+              </w:numPr>
+            </w:pPr>
+            <w:r>
+              <w:t xml:space="preserve">From an automation perspective, when writing shell scripts or </w:t>
+            </w:r>
+            <w:proofErr w:type="spellStart"/>
+            <w:r>
+              <w:t>systemd</w:t>
+            </w:r>
+            <w:proofErr w:type="spellEnd"/>
+            <w:r>
+              <w:t xml:space="preserve"> unit files, you must use full binary paths (e.g., /usr/bin/node) to avoid PATH-related failures.</w:t>
+            </w:r>
+          </w:p>
+        </w:tc>
+      </w:tr>
+      <w:tr>
+        <w:tc>
+          <w:tcPr>
+            <w:tcW w:w="2263" w:type="dxa"/>
+          </w:tcPr>
+          <w:p>
+            <w:r>
+              <w:t>/</w:t>
+            </w:r>
+            <w:proofErr w:type="gramStart"/>
+            <w:r>
+              <w:t>etc</w:t>
+            </w:r>
+            <w:proofErr w:type="gramEnd"/>
+            <w:r>
+              <w:t xml:space="preserve"> – Configuration Directory</w:t>
+            </w:r>
+          </w:p>
+        </w:tc>
+        <w:tc>
+          <w:tcPr>
+            <w:tcW w:w="6753" w:type="dxa"/>
+          </w:tcPr>
+          <w:p>
+            <w:r>
+              <w:t>This is one of the most important directories in DevOps.</w:t>
+            </w:r>
+          </w:p>
+          <w:p>
+            <w:r>
+              <w:t>Contains:</w:t>
+            </w:r>
+          </w:p>
+          <w:p>
+            <w:pPr>
+              <w:pStyle w:val="ListParagraph"/>
+              <w:numPr>
+                <w:ilvl w:val="0"/>
+                <w:numId w:val="2"/>
+              </w:numPr>
+            </w:pPr>
+            <w:r>
+              <w:t>Service configuration files</w:t>
+            </w:r>
+          </w:p>
+          <w:p>
+            <w:pPr>
+              <w:pStyle w:val="ListParagraph"/>
+              <w:numPr>
+                <w:ilvl w:val="0"/>
+                <w:numId w:val="2"/>
+              </w:numPr>
+            </w:pPr>
+            <w:r>
+              <w:t>Network configuration</w:t>
+            </w:r>
+          </w:p>
+          <w:p>
+            <w:pPr>
+              <w:pStyle w:val="ListParagraph"/>
+              <w:numPr>
+                <w:ilvl w:val="0"/>
+                <w:numId w:val="2"/>
+              </w:numPr>
+            </w:pPr>
+            <w:r>
+              <w:t>User account information (/etc/passwd)</w:t>
+            </w:r>
+          </w:p>
+          <w:p>
+            <w:pPr>
+              <w:pStyle w:val="ListParagraph"/>
+              <w:numPr>
+                <w:ilvl w:val="0"/>
+                <w:numId w:val="2"/>
+              </w:numPr>
+            </w:pPr>
+            <w:proofErr w:type="spellStart"/>
+            <w:r>
+              <w:t>Systemd</w:t>
+            </w:r>
+            <w:proofErr w:type="spellEnd"/>
+            <w:r>
+              <w:t xml:space="preserve"> service definitions</w:t>
+            </w:r>
+          </w:p>
+          <w:p>
+            <w:pPr>
+              <w:pStyle w:val="ListParagraph"/>
+              <w:numPr>
+                <w:ilvl w:val="0"/>
+                <w:numId w:val="2"/>
+              </w:numPr>
+            </w:pPr>
+            <w:r>
+              <w:t>Security policies</w:t>
+            </w:r>
+          </w:p>
+          <w:p>
+            <w:r>
+              <w:t>Real time example:</w:t>
+            </w:r>
+          </w:p>
+          <w:p>
+            <w:pPr>
+              <w:pStyle w:val="ListParagraph"/>
+              <w:numPr>
+                <w:ilvl w:val="0"/>
+                <w:numId w:val="3"/>
+              </w:numPr>
+            </w:pPr>
+            <w:r>
+              <w:t xml:space="preserve">When you configured </w:t>
+            </w:r>
+            <w:proofErr w:type="spellStart"/>
+            <w:r>
+              <w:t>Roboshop</w:t>
+            </w:r>
+            <w:proofErr w:type="spellEnd"/>
+            <w:r>
+              <w:t xml:space="preserve"> MongoDB, you edited:</w:t>
+            </w:r>
+          </w:p>
+          <w:p>
+            <w:pPr>
+              <w:pStyle w:val="ListParagraph"/>
+              <w:rPr>
+                <w:b/>
+                <w:bCs/>
+              </w:rPr>
+            </w:pPr>
+            <w:r>
+              <w:rPr>
+                <w:b/>
+                <w:bCs/>
+              </w:rPr>
+              <w:t>/etc/</w:t>
+            </w:r>
+            <w:proofErr w:type="spellStart"/>
+            <w:r>
+              <w:rPr>
+                <w:b/>
+                <w:bCs/>
+              </w:rPr>
+              <w:t>mongod.conf</w:t>
+            </w:r>
+            <w:proofErr w:type="spellEnd"/>
+          </w:p>
+          <w:p>
+            <w:pPr>
+              <w:pStyle w:val="ListParagraph"/>
+              <w:numPr>
+                <w:ilvl w:val="0"/>
+                <w:numId w:val="3"/>
+              </w:numPr>
+            </w:pPr>
+            <w:r>
+              <w:t xml:space="preserve">When creating </w:t>
+            </w:r>
+            <w:proofErr w:type="spellStart"/>
+            <w:r>
+              <w:t>systemd</w:t>
+            </w:r>
+            <w:proofErr w:type="spellEnd"/>
+            <w:r>
+              <w:t xml:space="preserve"> services:</w:t>
+            </w:r>
+          </w:p>
+          <w:p>
+            <w:pPr>
+              <w:pStyle w:val="ListParagraph"/>
+              <w:rPr>
+                <w:b/>
+                <w:bCs/>
+              </w:rPr>
+            </w:pPr>
+            <w:r>
+              <w:rPr>
+                <w:b/>
+                <w:bCs/>
+              </w:rPr>
+              <w:t>/etc/</w:t>
+            </w:r>
+            <w:proofErr w:type="spellStart"/>
+            <w:r>
+              <w:rPr>
+                <w:b/>
+                <w:bCs/>
+              </w:rPr>
+              <w:t>systemd</w:t>
+            </w:r>
+            <w:proofErr w:type="spellEnd"/>
+            <w:r>
+              <w:rPr>
+                <w:b/>
+                <w:bCs/>
+              </w:rPr>
+              <w:t>/system/</w:t>
+            </w:r>
+            <w:proofErr w:type="spellStart"/>
+            <w:r>
+              <w:rPr>
+                <w:b/>
+                <w:bCs/>
+              </w:rPr>
+              <w:t>user.service</w:t>
+            </w:r>
+            <w:proofErr w:type="spellEnd"/>
+          </w:p>
+          <w:p>
+            <w:pPr>
+              <w:pStyle w:val="ListParagraph"/>
+              <w:rPr>
+                <w:b/>
+                <w:bCs/>
+              </w:rPr>
+            </w:pPr>
+          </w:p>
+          <w:p>
+            <w:pPr>
+              <w:pStyle w:val="ListParagraph"/>
+              <w:numPr>
+                <w:ilvl w:val="0"/>
+                <w:numId w:val="2"/>
+              </w:numPr>
+            </w:pPr>
+            <w:r>
+              <w:t>In production debugging, if a service is misbehaving, the first place you check is /etc.</w:t>
+            </w:r>
+          </w:p>
+          <w:p>
+            <w:pPr>
+              <w:pStyle w:val="ListParagraph"/>
+              <w:numPr>
+                <w:ilvl w:val="0"/>
+                <w:numId w:val="2"/>
+              </w:numPr>
+            </w:pPr>
+            <w:r>
+              <w:t>Automation tools like Ansible heavily interact with /etc.</w:t>
+            </w:r>
+          </w:p>
+        </w:tc>
+      </w:tr>
+      <w:tr>
+        <w:tc>
+          <w:tcPr>
+            <w:tcW w:w="2263" w:type="dxa"/>
+          </w:tcPr>
+          <w:p>
+            <w:r>
+              <w:t>/</w:t>
+            </w:r>
+            <w:proofErr w:type="gramStart"/>
+            <w:r>
+              <w:t>var</w:t>
+            </w:r>
+            <w:proofErr w:type="gramEnd"/>
+            <w:r>
+              <w:t xml:space="preserve"> – Variable Data</w:t>
+            </w:r>
+          </w:p>
+        </w:tc>
+        <w:tc>
+          <w:tcPr>
+            <w:tcW w:w="6753" w:type="dxa"/>
+          </w:tcPr>
+          <w:p>
+            <w:r>
+              <w:t>This directory stores runtime-changing data.</w:t>
+            </w:r>
+          </w:p>
+          <w:p>
+            <w:r>
+              <w:t>Important subdirectories:</w:t>
+            </w:r>
+          </w:p>
+          <w:p>
+            <w:pPr>
+              <w:pStyle w:val="ListParagraph"/>
+              <w:numPr>
+                <w:ilvl w:val="0"/>
+                <w:numId w:val="2"/>
+              </w:numPr>
+            </w:pPr>
+            <w:r>
+              <w:t>/var/log → Application &amp; system logs</w:t>
+            </w:r>
+          </w:p>
+          <w:p>
+            <w:pPr>
+              <w:pStyle w:val="ListParagraph"/>
+              <w:numPr>
+                <w:ilvl w:val="0"/>
+                <w:numId w:val="2"/>
+              </w:numPr>
+            </w:pPr>
+            <w:r>
+              <w:t xml:space="preserve">/var/lib → </w:t>
+            </w:r>
+          </w:p>
+          <w:p>
+            <w:pPr>
+              <w:pStyle w:val="ListParagraph"/>
+              <w:numPr>
+                <w:ilvl w:val="0"/>
+                <w:numId w:val="2"/>
+              </w:numPr>
+            </w:pPr>
+          </w:p>
+          <w:p>
+            <w:pPr>
+              <w:pStyle w:val="ListParagraph"/>
+              <w:numPr>
+                <w:ilvl w:val="0"/>
+                <w:numId w:val="2"/>
+              </w:numPr>
+            </w:pPr>
+            <w:r>
+              <w:lastRenderedPageBreak/>
+              <w:t>MySQL, Docker, etc.)</w:t>
+            </w:r>
+          </w:p>
+          <w:p>
+            <w:pPr>
+              <w:pStyle w:val="ListParagraph"/>
+              <w:numPr>
+                <w:ilvl w:val="0"/>
+                <w:numId w:val="2"/>
+              </w:numPr>
+            </w:pPr>
+            <w:r>
+              <w:t>/var/spool → Mail queues, print queues</w:t>
+            </w:r>
+          </w:p>
+          <w:p>
+            <w:pPr>
+              <w:pStyle w:val="ListParagraph"/>
+              <w:numPr>
+                <w:ilvl w:val="0"/>
+                <w:numId w:val="2"/>
+              </w:numPr>
+            </w:pPr>
+            <w:r>
+              <w:t>/var/tmp → Temporary files (persistent across reboot)</w:t>
+            </w:r>
+          </w:p>
+          <w:p>
+            <w:r>
+              <w:t>In DevOps production:</w:t>
+            </w:r>
+          </w:p>
+          <w:p>
+            <w:pPr>
+              <w:pStyle w:val="ListParagraph"/>
+              <w:numPr>
+                <w:ilvl w:val="0"/>
+                <w:numId w:val="2"/>
+              </w:numPr>
+            </w:pPr>
+            <w:r>
+              <w:t xml:space="preserve">If application crashes → check </w:t>
+            </w:r>
+            <w:r>
+              <w:rPr>
+                <w:b/>
+                <w:bCs/>
+              </w:rPr>
+              <w:t>/var/log/</w:t>
+            </w:r>
+          </w:p>
+          <w:p>
+            <w:pPr>
+              <w:pStyle w:val="ListParagraph"/>
+              <w:numPr>
+                <w:ilvl w:val="0"/>
+                <w:numId w:val="2"/>
+              </w:numPr>
+            </w:pPr>
+            <w:r>
+              <w:t xml:space="preserve">If MySQL not starting → check </w:t>
+            </w:r>
+            <w:r>
+              <w:rPr>
+                <w:b/>
+                <w:bCs/>
+              </w:rPr>
+              <w:t>/var/lib/</w:t>
+            </w:r>
+            <w:proofErr w:type="spellStart"/>
+            <w:r>
+              <w:rPr>
+                <w:b/>
+                <w:bCs/>
+              </w:rPr>
+              <w:t>mysql</w:t>
+            </w:r>
+            <w:proofErr w:type="spellEnd"/>
+          </w:p>
+          <w:p>
+            <w:pPr>
+              <w:pStyle w:val="ListParagraph"/>
+              <w:numPr>
+                <w:ilvl w:val="0"/>
+                <w:numId w:val="2"/>
+              </w:numPr>
+            </w:pPr>
+            <w:r>
+              <w:t xml:space="preserve">If disk full issue → mostly </w:t>
+            </w:r>
+            <w:r>
+              <w:rPr>
+                <w:b/>
+                <w:bCs/>
+              </w:rPr>
+              <w:t>/var is culprit</w:t>
+            </w:r>
+          </w:p>
+          <w:p>
+            <w:r>
+              <w:t xml:space="preserve">Many production outages happen because </w:t>
+            </w:r>
+            <w:r>
+              <w:rPr>
+                <w:b/>
+                <w:bCs/>
+              </w:rPr>
+              <w:t>/var</w:t>
+            </w:r>
+            <w:r>
+              <w:t xml:space="preserve"> fills up due to log growth.</w:t>
+            </w:r>
+          </w:p>
+        </w:tc>
+      </w:tr>
+      <w:tr>
+        <w:tc>
+          <w:tcPr>
+            <w:tcW w:w="2263" w:type="dxa"/>
+          </w:tcPr>
+          <w:p>
+            <w:r>
+              <w:lastRenderedPageBreak/>
+              <w:t>/</w:t>
+            </w:r>
+            <w:proofErr w:type="gramStart"/>
+            <w:r>
+              <w:t>usr</w:t>
+            </w:r>
+            <w:proofErr w:type="gramEnd"/>
+            <w:r>
+              <w:t xml:space="preserve"> – User Applications &amp; Libraries</w:t>
+            </w:r>
+          </w:p>
+        </w:tc>
+        <w:tc>
+          <w:tcPr>
+            <w:tcW w:w="6753" w:type="dxa"/>
+          </w:tcPr>
+          <w:p>
+            <w:r>
+              <w:t>This contains:</w:t>
+            </w:r>
+          </w:p>
+          <w:p>
+            <w:pPr>
+              <w:pStyle w:val="ListParagraph"/>
+              <w:numPr>
+                <w:ilvl w:val="0"/>
+                <w:numId w:val="2"/>
+              </w:numPr>
+            </w:pPr>
+            <w:r>
+              <w:t>/usr/bin → Application binaries</w:t>
+            </w:r>
+          </w:p>
+          <w:p>
+            <w:pPr>
+              <w:pStyle w:val="ListParagraph"/>
+              <w:numPr>
+                <w:ilvl w:val="0"/>
+                <w:numId w:val="2"/>
+              </w:numPr>
+            </w:pPr>
+            <w:r>
+              <w:t>/usr/lib → Shared libraries</w:t>
+            </w:r>
+          </w:p>
+          <w:p>
+            <w:pPr>
+              <w:pStyle w:val="ListParagraph"/>
+              <w:numPr>
+                <w:ilvl w:val="0"/>
+                <w:numId w:val="2"/>
+              </w:numPr>
+            </w:pPr>
+            <w:r>
+              <w:t>/usr/local → Custom installed software</w:t>
+            </w:r>
+          </w:p>
+          <w:p>
+            <w:r>
+              <w:t>When you install NodeJS or Java manually, binaries often go into /usr/bin.</w:t>
+            </w:r>
+          </w:p>
+          <w:p>
+            <w:r>
+              <w:t>In enterprise environments, custom apps may go into /usr/local/.</w:t>
+            </w:r>
+          </w:p>
+        </w:tc>
+      </w:tr>
+      <w:tr>
+        <w:tc>
+          <w:tcPr>
+            <w:tcW w:w="2263" w:type="dxa"/>
+          </w:tcPr>
+          <w:p>
+            <w:r>
+              <w:t>/</w:t>
+            </w:r>
+            <w:proofErr w:type="gramStart"/>
+            <w:r>
+              <w:t>home</w:t>
+            </w:r>
+            <w:proofErr w:type="gramEnd"/>
+          </w:p>
+        </w:tc>
+        <w:tc>
+          <w:tcPr>
+            <w:tcW w:w="6753" w:type="dxa"/>
+          </w:tcPr>
+          <w:p>
+            <w:r>
+              <w:t>Contains user home directories.</w:t>
+            </w:r>
+          </w:p>
+          <w:p>
+            <w:pPr>
+              <w:rPr>
+                <w:b/>
+                <w:bCs/>
+              </w:rPr>
+            </w:pPr>
+            <w:r>
+              <w:t xml:space="preserve">Ex: </w:t>
+            </w:r>
+            <w:r>
+              <w:rPr>
+                <w:b/>
+                <w:bCs/>
+              </w:rPr>
+              <w:t>/home/</w:t>
+            </w:r>
+            <w:r>
+              <w:rPr>
+                <w:b/>
+                <w:bCs/>
+              </w:rPr>
+              <w:t>&lt;username&gt;</w:t>
+            </w:r>
+          </w:p>
+          <w:p>
+            <w:pPr>
+              <w:pStyle w:val="ListParagraph"/>
+              <w:numPr>
+                <w:ilvl w:val="0"/>
+                <w:numId w:val="3"/>
+              </w:numPr>
+            </w:pPr>
+            <w:r>
+              <w:t xml:space="preserve">In DevOps, service accounts (like </w:t>
+            </w:r>
+            <w:proofErr w:type="spellStart"/>
+            <w:r>
+              <w:t>roboshop</w:t>
+            </w:r>
+            <w:proofErr w:type="spellEnd"/>
+            <w:r>
+              <w:t xml:space="preserve">) may have a home directory here. However, production best practice is to create application directories in </w:t>
+            </w:r>
+            <w:r>
+              <w:rPr>
+                <w:b/>
+                <w:bCs/>
+              </w:rPr>
+              <w:t>/app</w:t>
+            </w:r>
+            <w:r>
+              <w:t xml:space="preserve"> or </w:t>
+            </w:r>
+            <w:r>
+              <w:rPr>
+                <w:b/>
+                <w:bCs/>
+              </w:rPr>
+              <w:t>/opt</w:t>
+            </w:r>
+            <w:r>
+              <w:t xml:space="preserve">, not </w:t>
+            </w:r>
+            <w:r>
+              <w:rPr>
+                <w:b/>
+                <w:bCs/>
+              </w:rPr>
+              <w:t>/home.</w:t>
+            </w:r>
+          </w:p>
+        </w:tc>
+      </w:tr>
+      <w:tr>
+        <w:tc>
+          <w:tcPr>
+            <w:tcW w:w="2263" w:type="dxa"/>
+          </w:tcPr>
+          <w:p>
+            <w:r>
+              <w:t>/</w:t>
+            </w:r>
+            <w:proofErr w:type="gramStart"/>
+            <w:r>
+              <w:t>opt</w:t>
+            </w:r>
+            <w:proofErr w:type="gramEnd"/>
+          </w:p>
+        </w:tc>
+        <w:tc>
+          <w:tcPr>
+            <w:tcW w:w="6753" w:type="dxa"/>
+          </w:tcPr>
+          <w:p>
+            <w:pPr>
+              <w:pStyle w:val="ListParagraph"/>
+              <w:numPr>
+                <w:ilvl w:val="0"/>
+                <w:numId w:val="2"/>
+              </w:numPr>
+            </w:pPr>
+            <w:r>
+              <w:t>This is used for optional or third-party applications.</w:t>
+            </w:r>
+          </w:p>
+          <w:p>
+            <w:pPr>
+              <w:pStyle w:val="ListParagraph"/>
+              <w:numPr>
+                <w:ilvl w:val="0"/>
+                <w:numId w:val="2"/>
+              </w:numPr>
+            </w:pPr>
+            <w:r>
+              <w:t>Many production-grade applications are deployed in:</w:t>
+            </w:r>
+          </w:p>
+          <w:p>
+            <w:pPr>
+              <w:rPr>
+                <w:b/>
+                <w:bCs/>
+              </w:rPr>
+            </w:pPr>
+            <w:r>
+              <w:rPr>
+                <w:b/>
+                <w:bCs/>
+              </w:rPr>
+              <w:t xml:space="preserve">                 /opt/application-name/</w:t>
+            </w:r>
+          </w:p>
+          <w:p>
+            <w:pPr>
+              <w:pStyle w:val="ListParagraph"/>
+              <w:numPr>
+                <w:ilvl w:val="0"/>
+                <w:numId w:val="2"/>
+              </w:numPr>
+              <w:rPr>
+                <w:b/>
+                <w:bCs/>
+              </w:rPr>
+            </w:pPr>
+          </w:p>
+        </w:tc>
+      </w:tr>
+      <w:tr>
+        <w:tc>
+          <w:tcPr>
+            <w:tcW w:w="2263" w:type="dxa"/>
+          </w:tcPr>
+          <w:p>
+            <w:r>
+              <w:t>/</w:t>
+            </w:r>
+            <w:proofErr w:type="gramStart"/>
+            <w:r>
+              <w:t>tmp</w:t>
+            </w:r>
+            <w:proofErr w:type="gramEnd"/>
+          </w:p>
+        </w:tc>
+        <w:tc>
+          <w:tcPr>
+            <w:tcW w:w="6753" w:type="dxa"/>
+          </w:tcPr>
+          <w:p>
+            <w:pPr>
+              <w:pStyle w:val="ListParagraph"/>
+              <w:numPr>
+                <w:ilvl w:val="0"/>
+                <w:numId w:val="2"/>
+              </w:numPr>
+            </w:pPr>
+            <w:r>
+              <w:t>Temporary storage. Files here are deleted on reboot (usually).</w:t>
+            </w:r>
+          </w:p>
+          <w:p>
+            <w:pPr>
+              <w:pStyle w:val="ListParagraph"/>
+              <w:numPr>
+                <w:ilvl w:val="0"/>
+                <w:numId w:val="2"/>
+              </w:numPr>
+            </w:pPr>
+            <w:r>
+              <w:t>Security best practice:</w:t>
+            </w:r>
+          </w:p>
+          <w:p>
+            <w:pPr>
+              <w:pStyle w:val="ListParagraph"/>
+              <w:numPr>
+                <w:ilvl w:val="0"/>
+                <w:numId w:val="2"/>
+              </w:numPr>
+            </w:pPr>
+            <w:r>
+              <w:t>Never store sensitive production data in /tmp.</w:t>
+            </w:r>
+          </w:p>
+          <w:p>
+            <w:pPr>
+              <w:pStyle w:val="ListParagraph"/>
+              <w:numPr>
+                <w:ilvl w:val="0"/>
+                <w:numId w:val="2"/>
+              </w:numPr>
+            </w:pPr>
+            <w:r>
+              <w:t>Also important in debugging because some applications extract temporary files here.</w:t>
+            </w:r>
+          </w:p>
+        </w:tc>
+      </w:tr>
+      <w:tr>
+        <w:tc>
+          <w:tcPr>
+            <w:tcW w:w="2263" w:type="dxa"/>
+          </w:tcPr>
+          <w:p>
+            <w:r>
+              <w:t>/</w:t>
+            </w:r>
+            <w:proofErr w:type="gramStart"/>
+            <w:r>
+              <w:t>dev</w:t>
+            </w:r>
+            <w:proofErr w:type="gramEnd"/>
+          </w:p>
+        </w:tc>
+        <w:tc>
+          <w:tcPr>
+            <w:tcW w:w="6753" w:type="dxa"/>
+          </w:tcPr>
+          <w:p>
+            <w:r>
+              <w:t>Contains device files.</w:t>
+            </w:r>
+          </w:p>
+          <w:p>
+            <w:r>
+              <w:t>Ex:</w:t>
+            </w:r>
+          </w:p>
+          <w:p>
+            <w:pPr>
+              <w:pStyle w:val="ListParagraph"/>
+              <w:numPr>
+                <w:ilvl w:val="0"/>
+                <w:numId w:val="2"/>
+              </w:numPr>
+            </w:pPr>
+            <w:r>
+              <w:t>/dev/</w:t>
+            </w:r>
+            <w:proofErr w:type="spellStart"/>
+            <w:r>
+              <w:t>xvda</w:t>
+            </w:r>
+            <w:proofErr w:type="spellEnd"/>
+          </w:p>
+          <w:p>
+            <w:pPr>
+              <w:pStyle w:val="ListParagraph"/>
+              <w:numPr>
+                <w:ilvl w:val="0"/>
+                <w:numId w:val="2"/>
+              </w:numPr>
+            </w:pPr>
+            <w:r>
+              <w:t>/dev/</w:t>
+            </w:r>
+            <w:proofErr w:type="spellStart"/>
+            <w:r>
+              <w:t>sda</w:t>
+            </w:r>
+            <w:proofErr w:type="spellEnd"/>
+          </w:p>
+          <w:p>
+            <w:pPr>
+              <w:pStyle w:val="ListParagraph"/>
+              <w:numPr>
+                <w:ilvl w:val="0"/>
+                <w:numId w:val="2"/>
+              </w:numPr>
+            </w:pPr>
+            <w:r>
+              <w:t>/dev/null</w:t>
+            </w:r>
+          </w:p>
+          <w:p>
+            <w:r>
+              <w:t>When working with disk management (LVM, mounting EBS volumes in AWS), you interact with /dev.</w:t>
+            </w:r>
+          </w:p>
+          <w:p/>
+        </w:tc>
+      </w:tr>
+      <w:tr>
+        <w:tc>
+          <w:tcPr>
+            <w:tcW w:w="2263" w:type="dxa"/>
+          </w:tcPr>
+          <w:p>
+            <w:r>
+              <w:t>/</w:t>
+            </w:r>
+            <w:proofErr w:type="gramStart"/>
+            <w:r>
+              <w:t>proc</w:t>
+            </w:r>
+            <w:proofErr w:type="gramEnd"/>
+          </w:p>
+        </w:tc>
+        <w:tc>
+          <w:tcPr>
+            <w:tcW w:w="6753" w:type="dxa"/>
+          </w:tcPr>
+          <w:p>
+            <w:r>
+              <w:t>This is a virtual filesystem that exposes kernel and process information.</w:t>
+            </w:r>
+          </w:p>
+          <w:p>
+            <w:pPr>
+              <w:rPr>
+                <w:b/>
+                <w:bCs/>
+              </w:rPr>
+            </w:pPr>
+            <w:r>
+              <w:rPr>
+                <w:b/>
+                <w:bCs/>
+              </w:rPr>
+              <w:t>/proc/</w:t>
+            </w:r>
+            <w:proofErr w:type="spellStart"/>
+            <w:r>
+              <w:rPr>
+                <w:b/>
+                <w:bCs/>
+              </w:rPr>
+              <w:t>cpuinfo</w:t>
+            </w:r>
+            <w:proofErr w:type="spellEnd"/>
+          </w:p>
+          <w:p>
+            <w:pPr>
+              <w:rPr>
+                <w:b/>
+                <w:bCs/>
+              </w:rPr>
+            </w:pPr>
+            <w:r>
+              <w:rPr>
+                <w:b/>
+                <w:bCs/>
+              </w:rPr>
+              <w:t>/proc/</w:t>
+            </w:r>
+            <w:proofErr w:type="spellStart"/>
+            <w:r>
+              <w:rPr>
+                <w:b/>
+                <w:bCs/>
+              </w:rPr>
+              <w:t>meminfo</w:t>
+            </w:r>
+            <w:proofErr w:type="spellEnd"/>
+          </w:p>
+          <w:p>
+            <w:r>
+              <w:t>When troubleshooting performance issues, DevOps engineers read /proc.</w:t>
+            </w:r>
+          </w:p>
+        </w:tc>
+      </w:tr>
+      <w:tr>
+        <w:tc>
+          <w:tcPr>
+            <w:tcW w:w="2263" w:type="dxa"/>
+          </w:tcPr>
+          <w:p>
+            <w:r>
+              <w:t>/</w:t>
+            </w:r>
+            <w:proofErr w:type="gramStart"/>
+            <w:r>
+              <w:t>boot</w:t>
+            </w:r>
+            <w:proofErr w:type="gramEnd"/>
+          </w:p>
+        </w:tc>
+        <w:tc>
+          <w:tcPr>
+            <w:tcW w:w="6753" w:type="dxa"/>
+          </w:tcPr>
+          <w:p>
+            <w:pPr>
+              <w:pStyle w:val="ListParagraph"/>
+              <w:numPr>
+                <w:ilvl w:val="0"/>
+                <w:numId w:val="2"/>
+              </w:numPr>
+            </w:pPr>
+            <w:r>
+              <w:t>Contains bootloader files and kernel images.</w:t>
+            </w:r>
+          </w:p>
+          <w:p>
+            <w:pPr>
+              <w:pStyle w:val="ListParagraph"/>
+              <w:numPr>
+                <w:ilvl w:val="0"/>
+                <w:numId w:val="2"/>
+              </w:numPr>
+            </w:pPr>
+            <w:r>
+              <w:t>If this partition fills up, system updates may fail. In enterprise Linux patching, this is often overlooked.</w:t>
+            </w:r>
+          </w:p>
+        </w:tc>
+      </w:tr>
+    </w:tbl>
+    <w:p/>
+    <w:p/>
+    <w:p/>
+    <w:p>
+      <w:pPr>
+        <w:rPr>
+          <w:b/>
+          <w:bCs/>
+        </w:rPr>
+      </w:pPr>
+      <w:r>
+        <w:rPr>
+          <w:b/>
+          <w:bCs/>
+        </w:rPr>
+        <w:t>Why File Hierarchy Matters in DevOps</w:t>
+      </w:r>
+    </w:p>
+    <w:p>
+      <w:r>
+        <w:t>In production:</w:t>
+      </w:r>
+    </w:p>
+    <w:p>
+      <w:pPr>
+        <w:pStyle w:val="ListParagraph"/>
+        <w:numPr>
+          <w:ilvl w:val="0"/>
+          <w:numId w:val="4"/>
+        </w:numPr>
+      </w:pPr>
+      <w:r>
+        <w:t>You must know where logs are located.</w:t>
+      </w:r>
+    </w:p>
+    <w:p>
+      <w:pPr>
+        <w:pStyle w:val="ListParagraph"/>
+        <w:numPr>
+          <w:ilvl w:val="0"/>
+          <w:numId w:val="4"/>
+        </w:numPr>
+      </w:pPr>
+      <w:r>
+        <w:t>You must know where services read config from.</w:t>
+      </w:r>
+    </w:p>
+    <w:p>
+      <w:pPr>
+        <w:pStyle w:val="ListParagraph"/>
+        <w:numPr>
+          <w:ilvl w:val="0"/>
+          <w:numId w:val="4"/>
+        </w:numPr>
+      </w:pPr>
+      <w:r>
+        <w:t>You must know where binaries are installed.</w:t>
+      </w:r>
+    </w:p>
+    <w:p>
+      <w:pPr>
+        <w:pStyle w:val="ListParagraph"/>
+        <w:numPr>
+          <w:ilvl w:val="0"/>
+          <w:numId w:val="4"/>
+        </w:numPr>
+      </w:pPr>
+      <w:r>
+        <w:t>You must know where runtime data is stored.</w:t>
+      </w:r>
+    </w:p>
+    <w:p>
+      <w:pPr>
+        <w:pStyle w:val="ListParagraph"/>
+        <w:numPr>
+          <w:ilvl w:val="0"/>
+          <w:numId w:val="4"/>
+        </w:numPr>
+      </w:pPr>
+      <w:r>
+        <w:t>You must know which directories should be on separate partitions.</w:t>
+      </w:r>
+    </w:p>
+    <w:p/>
+    <w:p>
+      <w:r>
+        <w:t>For example:</w:t>
+      </w:r>
+    </w:p>
+    <w:p>
+      <w:r>
+        <w:t>Best practice in cloud production:</w:t>
+      </w:r>
+    </w:p>
+    <w:p>
+      <w:pPr>
+        <w:pStyle w:val="ListParagraph"/>
+        <w:numPr>
+          <w:ilvl w:val="0"/>
+          <w:numId w:val="5"/>
+        </w:numPr>
+      </w:pPr>
+      <w:r>
+        <w:t>/</w:t>
+      </w:r>
+      <w:proofErr w:type="gramStart"/>
+      <w:r>
+        <w:t>var</w:t>
+      </w:r>
+      <w:proofErr w:type="gramEnd"/>
+      <w:r>
+        <w:t xml:space="preserve"> on separate volume</w:t>
+      </w:r>
+    </w:p>
+    <w:p>
+      <w:pPr>
+        <w:pStyle w:val="ListParagraph"/>
+        <w:numPr>
+          <w:ilvl w:val="0"/>
+          <w:numId w:val="5"/>
+        </w:numPr>
+      </w:pPr>
+      <w:r>
+        <w:t>/</w:t>
+      </w:r>
+      <w:proofErr w:type="gramStart"/>
+      <w:r>
+        <w:t>home</w:t>
+      </w:r>
+      <w:proofErr w:type="gramEnd"/>
+      <w:r>
+        <w:t xml:space="preserve"> separate (optional)</w:t>
+      </w:r>
+    </w:p>
+    <w:p>
+      <w:pPr>
+        <w:pStyle w:val="ListParagraph"/>
+        <w:numPr>
+          <w:ilvl w:val="0"/>
+          <w:numId w:val="5"/>
+        </w:numPr>
+      </w:pPr>
+      <w:r>
+        <w:t>Application data on dedicated mount</w:t>
+      </w:r>
+    </w:p>
+    <w:p>
+      <w:pPr>
+        <w:pStyle w:val="ListParagraph"/>
+        <w:numPr>
+          <w:ilvl w:val="0"/>
+          <w:numId w:val="5"/>
+        </w:numPr>
+      </w:pPr>
+      <w:r>
+        <w:t>Database data on high IOPS volume</w:t>
+      </w:r>
+    </w:p>
+    <w:p>
+      <w:pPr>
+        <w:pStyle w:val="ListParagraph"/>
+        <w:numPr>
+          <w:ilvl w:val="0"/>
+          <w:numId w:val="5"/>
+        </w:numPr>
+      </w:pPr>
+      <w:r>
+        <w:t>This is architecture thinking.</w:t>
+      </w:r>
+    </w:p>
+    <w:p/>
+    <w:p>
+      <w:pPr>
+        <w:pStyle w:val="ListParagraph"/>
+        <w:numPr>
+          <w:ilvl w:val="0"/>
+          <w:numId w:val="1"/>
+        </w:numPr>
+        <w:rPr>
+          <w:b/>
+          <w:bCs/>
+        </w:rPr>
+      </w:pPr>
+      <w:r>
+        <w:rPr>
+          <w:b/>
+          <w:bCs/>
+        </w:rPr>
+        <w:t>Complete Filesystem Management – DevOps Level</w:t>
+      </w:r>
+    </w:p>
+    <w:p>
+      <w:pPr>
+        <w:pStyle w:val="ListParagraph"/>
+        <w:numPr>
+          <w:ilvl w:val="0"/>
+          <w:numId w:val="3"/>
+        </w:numPr>
+      </w:pPr>
+      <w:r>
+        <w:rPr>
+          <w:b/>
+          <w:bCs/>
+        </w:rPr>
+        <w:t>Understanding Linux Filesystem Architecture in Production</w:t>
+      </w:r>
+    </w:p>
+    <w:p>
+      <w:pPr>
+        <w:pStyle w:val="ListParagraph"/>
+        <w:numPr>
+          <w:ilvl w:val="1"/>
+          <w:numId w:val="5"/>
+        </w:numPr>
+      </w:pPr>
+      <w:r>
+        <w:t xml:space="preserve">In Linux, storage is not just “disk space.” </w:t>
+      </w:r>
+    </w:p>
+    <w:p>
+      <w:pPr>
+        <w:pStyle w:val="ListParagraph"/>
+        <w:numPr>
+          <w:ilvl w:val="1"/>
+          <w:numId w:val="5"/>
+        </w:numPr>
+      </w:pPr>
+      <w:r>
+        <w:t xml:space="preserve">It is a layered architecture consisting of physical disks, partitions, filesystems, mount points, and runtime access. </w:t>
+      </w:r>
+    </w:p>
+    <w:p>
+      <w:pPr>
+        <w:pStyle w:val="ListParagraph"/>
+        <w:numPr>
+          <w:ilvl w:val="1"/>
+          <w:numId w:val="5"/>
+        </w:numPr>
+      </w:pPr>
+      <w:r>
+        <w:t>As a DevOps engineer, you must understand how storage is provisioned, mounted, expanded, monitored, and recovered during failures. In cloud environments like AWS or Azure, this directly translates to managing EBS volumes, managed disks, or persistent volumes.</w:t>
+      </w:r>
+    </w:p>
+    <w:p>
+      <w:pPr>
+        <w:pStyle w:val="ListParagraph"/>
+        <w:numPr>
+          <w:ilvl w:val="1"/>
+          <w:numId w:val="5"/>
+        </w:numPr>
+      </w:pPr>
+      <w:r>
+        <w:t xml:space="preserve">A filesystem is the method used by Linux to organize and store files on a storage device. </w:t>
+      </w:r>
+    </w:p>
+    <w:p>
+      <w:pPr>
+        <w:pStyle w:val="ListParagraph"/>
+        <w:numPr>
+          <w:ilvl w:val="1"/>
+          <w:numId w:val="5"/>
+        </w:numPr>
+      </w:pPr>
+      <w:r>
+        <w:t>Without a filesystem, the OS cannot read or write data in a structured manner.</w:t>
+      </w:r>
+    </w:p>
+    <w:p>
+      <w:pPr>
+        <w:pStyle w:val="ListParagraph"/>
+        <w:numPr>
+          <w:ilvl w:val="0"/>
+          <w:numId w:val="6"/>
+        </w:numPr>
+        <w:rPr>
+          <w:b/>
+          <w:bCs/>
+        </w:rPr>
+      </w:pPr>
+      <w:r>
+        <w:rPr>
+          <w:b/>
+          <w:bCs/>
+        </w:rPr>
+        <w:t>Disk Discovery and Identification</w:t>
+      </w:r>
+    </w:p>
+    <w:p>
+      <w:pPr>
+        <w:pStyle w:val="ListParagraph"/>
+        <w:numPr>
+          <w:ilvl w:val="1"/>
+          <w:numId w:val="5"/>
+        </w:numPr>
+      </w:pPr>
+      <w:r>
+        <w:t>When a new disk is attached to a server (for example, an AWS EBS volume), Linux detects it as a block device under /dev. Typical names are /dev/</w:t>
+      </w:r>
+      <w:proofErr w:type="spellStart"/>
+      <w:r>
+        <w:t>xvda</w:t>
+      </w:r>
+      <w:proofErr w:type="spellEnd"/>
+      <w:r>
+        <w:t>, /dev/</w:t>
+      </w:r>
+      <w:proofErr w:type="spellStart"/>
+      <w:r>
+        <w:t>xvdb</w:t>
+      </w:r>
+      <w:proofErr w:type="spellEnd"/>
+      <w:r>
+        <w:t>, /dev/</w:t>
+      </w:r>
+      <w:proofErr w:type="spellStart"/>
+      <w:r>
+        <w:t>sdb</w:t>
+      </w:r>
+      <w:proofErr w:type="spellEnd"/>
+      <w:r>
+        <w:t xml:space="preserve">, etc. </w:t>
+      </w:r>
+    </w:p>
+    <w:p>
+      <w:pPr>
+        <w:pStyle w:val="ListParagraph"/>
+        <w:numPr>
+          <w:ilvl w:val="1"/>
+          <w:numId w:val="5"/>
+        </w:numPr>
+      </w:pPr>
+      <w:r>
+        <w:t xml:space="preserve">As a DevOps engineer, your first step after attaching a new volume is to verify its presence using </w:t>
+      </w:r>
+      <w:proofErr w:type="spellStart"/>
+      <w:r>
+        <w:t>lsblk</w:t>
+      </w:r>
+      <w:proofErr w:type="spellEnd"/>
+      <w:r>
+        <w:t xml:space="preserve"> or </w:t>
+      </w:r>
+      <w:proofErr w:type="spellStart"/>
+      <w:r>
+        <w:t>fdisk</w:t>
+      </w:r>
+      <w:proofErr w:type="spellEnd"/>
+      <w:r>
+        <w:t xml:space="preserve"> -l. </w:t>
+      </w:r>
+    </w:p>
+    <w:p>
+      <w:pPr>
+        <w:pStyle w:val="ListParagraph"/>
+        <w:numPr>
+          <w:ilvl w:val="1"/>
+          <w:numId w:val="5"/>
+        </w:numPr>
+      </w:pPr>
+      <w:r>
+        <w:t xml:space="preserve">These commands show available disks, partitions, and mount points. </w:t>
+      </w:r>
+    </w:p>
+    <w:p>
+      <w:pPr>
+        <w:pStyle w:val="ListParagraph"/>
+        <w:numPr>
+          <w:ilvl w:val="1"/>
+          <w:numId w:val="5"/>
+        </w:numPr>
+      </w:pPr>
+      <w:r>
+        <w:t>In production, before making any changes, you must confirm you are working on the correct disk, because modifying the wrong device can cause data loss.</w:t>
+      </w:r>
+    </w:p>
+    <w:p>
+      <w:pPr>
+        <w:pStyle w:val="ListParagraph"/>
+        <w:numPr>
+          <w:ilvl w:val="1"/>
+          <w:numId w:val="5"/>
+        </w:numPr>
+      </w:pPr>
+      <w:r>
+        <w:rPr>
+          <w:b/>
+          <w:bCs/>
+        </w:rPr>
+        <w:t>For example,</w:t>
+      </w:r>
+      <w:r>
+        <w:t xml:space="preserve"> if an application requires additional storage for logs, and you attach a new 100GB disk, you would confirm it appears as /dev/</w:t>
+      </w:r>
+      <w:proofErr w:type="spellStart"/>
+      <w:r>
+        <w:t>xvdb</w:t>
+      </w:r>
+      <w:proofErr w:type="spellEnd"/>
+      <w:r>
+        <w:t xml:space="preserve"> before proceeding.</w:t>
+      </w:r>
+    </w:p>
+    <w:p>
+      <w:pPr>
+        <w:pStyle w:val="ListParagraph"/>
+        <w:ind w:left="1440"/>
+      </w:pPr>
+    </w:p>
+    <w:p>
+      <w:pPr>
+        <w:pStyle w:val="ListParagraph"/>
+        <w:numPr>
+          <w:ilvl w:val="0"/>
+          <w:numId w:val="6"/>
+        </w:numPr>
+        <w:rPr>
+          <w:b/>
+          <w:bCs/>
+        </w:rPr>
+      </w:pPr>
+      <w:r>
+        <w:rPr>
+          <w:b/>
+          <w:bCs/>
+        </w:rPr>
+        <w:lastRenderedPageBreak/>
+        <w:t>Partitioning a Disk</w:t>
+      </w:r>
+    </w:p>
+    <w:p>
+      <w:pPr>
+        <w:pStyle w:val="ListParagraph"/>
+        <w:numPr>
+          <w:ilvl w:val="1"/>
+          <w:numId w:val="6"/>
+        </w:numPr>
+      </w:pPr>
+      <w:r>
+        <w:t xml:space="preserve">Partitioning divides a disk into logical sections. </w:t>
+      </w:r>
+    </w:p>
+    <w:p>
+      <w:pPr>
+        <w:pStyle w:val="ListParagraph"/>
+        <w:numPr>
+          <w:ilvl w:val="1"/>
+          <w:numId w:val="6"/>
+        </w:numPr>
+      </w:pPr>
+      <w:r>
+        <w:t xml:space="preserve">This is required when you want to allocate specific storage areas for different purposes, such as application </w:t>
+      </w:r>
+    </w:p>
+    <w:p>
+      <w:pPr>
+        <w:pStyle w:val="ListParagraph"/>
+        <w:numPr>
+          <w:ilvl w:val="2"/>
+          <w:numId w:val="6"/>
+        </w:numPr>
+      </w:pPr>
+      <w:r>
+        <w:t xml:space="preserve">data, </w:t>
+      </w:r>
+    </w:p>
+    <w:p>
+      <w:pPr>
+        <w:pStyle w:val="ListParagraph"/>
+        <w:numPr>
+          <w:ilvl w:val="2"/>
+          <w:numId w:val="6"/>
+        </w:numPr>
+      </w:pPr>
+      <w:r>
+        <w:t xml:space="preserve">database storage, </w:t>
+      </w:r>
+    </w:p>
+    <w:p>
+      <w:pPr>
+        <w:pStyle w:val="ListParagraph"/>
+        <w:numPr>
+          <w:ilvl w:val="2"/>
+          <w:numId w:val="6"/>
+        </w:numPr>
+      </w:pPr>
+      <w:r>
+        <w:t xml:space="preserve">logs. </w:t>
+      </w:r>
+    </w:p>
+    <w:p>
+      <w:pPr>
+        <w:pStyle w:val="ListParagraph"/>
+        <w:numPr>
+          <w:ilvl w:val="1"/>
+          <w:numId w:val="6"/>
+        </w:numPr>
+      </w:pPr>
+      <w:r>
+        <w:t xml:space="preserve">The </w:t>
+      </w:r>
+      <w:proofErr w:type="spellStart"/>
+      <w:r>
+        <w:rPr>
+          <w:b/>
+          <w:bCs/>
+        </w:rPr>
+        <w:t>fdisk</w:t>
+      </w:r>
+      <w:proofErr w:type="spellEnd"/>
+      <w:r>
+        <w:t xml:space="preserve"> or </w:t>
+      </w:r>
+      <w:r>
+        <w:rPr>
+          <w:b/>
+          <w:bCs/>
+        </w:rPr>
+        <w:t>parted</w:t>
+      </w:r>
+      <w:r>
+        <w:t xml:space="preserve"> utilities are used to create partitions.</w:t>
+      </w:r>
+    </w:p>
+    <w:p>
+      <w:pPr>
+        <w:pStyle w:val="ListParagraph"/>
+        <w:numPr>
+          <w:ilvl w:val="1"/>
+          <w:numId w:val="6"/>
+        </w:numPr>
+      </w:pPr>
+      <w:r>
+        <w:t xml:space="preserve">In a real DevOps scenario, if </w:t>
+      </w:r>
+      <w:r>
+        <w:rPr>
+          <w:b/>
+          <w:bCs/>
+        </w:rPr>
+        <w:t>/var</w:t>
+      </w:r>
+      <w:r>
+        <w:t xml:space="preserve"> is filling up frequently due to application logs, a best practice solution is to create a new disk, partition it, and mount it separately as /var/log or </w:t>
+      </w:r>
+      <w:r>
+        <w:rPr>
+          <w:b/>
+          <w:bCs/>
+        </w:rPr>
+        <w:t>/var</w:t>
+      </w:r>
+      <w:r>
+        <w:t>. This isolates log growth from affecting the root filesystem.</w:t>
+      </w:r>
+    </w:p>
+    <w:p>
+      <w:pPr>
+        <w:pStyle w:val="ListParagraph"/>
+        <w:numPr>
+          <w:ilvl w:val="0"/>
+          <w:numId w:val="6"/>
+        </w:numPr>
+        <w:rPr>
+          <w:b/>
+          <w:bCs/>
+        </w:rPr>
+      </w:pPr>
+      <w:r>
+        <w:rPr>
+          <w:b/>
+          <w:bCs/>
+        </w:rPr>
+        <w:t>Creating File System:</w:t>
+      </w:r>
+    </w:p>
+    <w:p>
+      <w:pPr>
+        <w:pStyle w:val="ListParagraph"/>
+        <w:numPr>
+          <w:ilvl w:val="1"/>
+          <w:numId w:val="6"/>
+        </w:numPr>
+      </w:pPr>
+      <w:r>
+        <w:t xml:space="preserve">After partitioning, the disk must be formatted with a filesystem such as </w:t>
+      </w:r>
+      <w:r>
+        <w:rPr>
+          <w:b/>
+          <w:bCs/>
+        </w:rPr>
+        <w:t>ext4</w:t>
+      </w:r>
+      <w:r>
+        <w:t xml:space="preserve"> or </w:t>
+      </w:r>
+      <w:proofErr w:type="spellStart"/>
+      <w:r>
+        <w:rPr>
+          <w:b/>
+          <w:bCs/>
+        </w:rPr>
+        <w:t>xfs</w:t>
+      </w:r>
+      <w:proofErr w:type="spellEnd"/>
+      <w:r>
+        <w:t xml:space="preserve">. Formatting prepares the disk structure to store files. This is done using the </w:t>
+      </w:r>
+      <w:proofErr w:type="spellStart"/>
+      <w:r>
+        <w:rPr>
+          <w:b/>
+          <w:bCs/>
+        </w:rPr>
+        <w:t>mkfs</w:t>
+      </w:r>
+      <w:proofErr w:type="spellEnd"/>
+      <w:r>
+        <w:t xml:space="preserve"> command.</w:t>
+      </w:r>
+    </w:p>
+    <w:p>
+      <w:pPr>
+        <w:pStyle w:val="ListParagraph"/>
+        <w:numPr>
+          <w:ilvl w:val="1"/>
+          <w:numId w:val="6"/>
+        </w:numPr>
+      </w:pPr>
+      <w:r>
+        <w:t xml:space="preserve">In enterprise environments, </w:t>
+      </w:r>
+      <w:proofErr w:type="spellStart"/>
+      <w:r>
+        <w:rPr>
+          <w:b/>
+          <w:bCs/>
+        </w:rPr>
+        <w:t>xfs</w:t>
+      </w:r>
+      <w:proofErr w:type="spellEnd"/>
+      <w:r>
+        <w:rPr>
+          <w:b/>
+          <w:bCs/>
+        </w:rPr>
+        <w:t xml:space="preserve"> </w:t>
+      </w:r>
+      <w:r>
+        <w:t>is commonly used because it handles large files and scalability efficiently. If you skip this step, the OS cannot mount the partition. In production, formatting must be done carefully, because it permanently erases existing data.</w:t>
+      </w:r>
+    </w:p>
+    <w:p>
+      <w:pPr>
+        <w:pStyle w:val="ListParagraph"/>
+        <w:numPr>
+          <w:ilvl w:val="1"/>
+          <w:numId w:val="6"/>
+        </w:numPr>
+      </w:pPr>
+      <w:r>
+        <w:rPr>
+          <w:b/>
+          <w:bCs/>
+        </w:rPr>
+        <w:t>For example,</w:t>
+      </w:r>
+      <w:r>
+        <w:t xml:space="preserve"> when setting up a dedicated disk for MySQL data, you format it as </w:t>
+      </w:r>
+      <w:proofErr w:type="spellStart"/>
+      <w:r>
+        <w:t>xfs</w:t>
+      </w:r>
+      <w:proofErr w:type="spellEnd"/>
+      <w:r>
+        <w:t xml:space="preserve">, then mount it to </w:t>
+      </w:r>
+      <w:r>
+        <w:rPr>
+          <w:b/>
+          <w:bCs/>
+        </w:rPr>
+        <w:t>/var/lib/</w:t>
+      </w:r>
+      <w:proofErr w:type="spellStart"/>
+      <w:r>
+        <w:rPr>
+          <w:b/>
+          <w:bCs/>
+        </w:rPr>
+        <w:t>mysql</w:t>
+      </w:r>
+      <w:proofErr w:type="spellEnd"/>
+      <w:r>
+        <w:t>.</w:t>
+      </w:r>
+    </w:p>
+    <w:p>
+      <w:pPr>
+        <w:pStyle w:val="ListParagraph"/>
+        <w:numPr>
+          <w:ilvl w:val="0"/>
+          <w:numId w:val="6"/>
+        </w:numPr>
+        <w:rPr>
+          <w:b/>
+          <w:bCs/>
+        </w:rPr>
+      </w:pPr>
+      <w:r>
+        <w:rPr>
+          <w:b/>
+          <w:bCs/>
+        </w:rPr>
+        <w:t>Mounting Filesystems</w:t>
+      </w:r>
+      <w:r>
+        <w:rPr>
+          <w:b/>
+          <w:bCs/>
+        </w:rPr>
+        <w:t>:</w:t>
+      </w:r>
+    </w:p>
+    <w:p>
+      <w:pPr>
+        <w:pStyle w:val="ListParagraph"/>
+        <w:numPr>
+          <w:ilvl w:val="1"/>
+          <w:numId w:val="6"/>
+        </w:numPr>
+      </w:pPr>
+      <w:r>
+        <w:t xml:space="preserve">Mounting connects a filesystem to a directory in the Linux hierarchy. Until a disk is mounted, it is not usable by applications. </w:t>
+      </w:r>
+    </w:p>
+    <w:p>
+      <w:pPr>
+        <w:pStyle w:val="ListParagraph"/>
+        <w:numPr>
+          <w:ilvl w:val="1"/>
+          <w:numId w:val="6"/>
+        </w:numPr>
+      </w:pPr>
+      <w:r>
+        <w:t>The mount command temporarily attaches the filesystem, while /etc/</w:t>
+      </w:r>
+      <w:proofErr w:type="spellStart"/>
+      <w:r>
+        <w:t>fstab</w:t>
+      </w:r>
+      <w:proofErr w:type="spellEnd"/>
+      <w:r>
+        <w:t xml:space="preserve"> ensures persistence across reboots.</w:t>
+      </w:r>
+    </w:p>
+    <w:p>
+      <w:pPr>
+        <w:pStyle w:val="ListParagraph"/>
+        <w:numPr>
+          <w:ilvl w:val="1"/>
+          <w:numId w:val="6"/>
+        </w:numPr>
+      </w:pPr>
+      <w:r>
+        <w:t xml:space="preserve">In real-time DevOps practice, after creating a new disk for application storage, you mount it to </w:t>
+      </w:r>
+      <w:r>
+        <w:rPr>
+          <w:b/>
+          <w:bCs/>
+        </w:rPr>
+        <w:t>/opt/application</w:t>
+      </w:r>
+      <w:r>
+        <w:t xml:space="preserve"> and then update </w:t>
+      </w:r>
+      <w:r>
+        <w:rPr>
+          <w:b/>
+          <w:bCs/>
+        </w:rPr>
+        <w:t>/etc/</w:t>
+      </w:r>
+      <w:proofErr w:type="spellStart"/>
+      <w:r>
+        <w:rPr>
+          <w:b/>
+          <w:bCs/>
+        </w:rPr>
+        <w:t>fstab</w:t>
+      </w:r>
+      <w:proofErr w:type="spellEnd"/>
+      <w:r>
+        <w:t xml:space="preserve"> so that it automatically mounts during system startup. </w:t>
+      </w:r>
+    </w:p>
+    <w:p>
+      <w:pPr>
+        <w:pStyle w:val="ListParagraph"/>
+        <w:numPr>
+          <w:ilvl w:val="1"/>
+          <w:numId w:val="6"/>
+        </w:numPr>
+      </w:pPr>
+      <w:r>
+        <w:t xml:space="preserve">If you forget to update </w:t>
+      </w:r>
+      <w:proofErr w:type="spellStart"/>
+      <w:r>
+        <w:rPr>
+          <w:b/>
+          <w:bCs/>
+        </w:rPr>
+        <w:t>fstab</w:t>
+      </w:r>
+      <w:proofErr w:type="spellEnd"/>
+      <w:r>
+        <w:t>, the application may fail after reboot because the storage path will not exist.</w:t>
+      </w:r>
+    </w:p>
+    <w:p>
+      <w:pPr>
+        <w:pStyle w:val="ListParagraph"/>
+        <w:numPr>
+          <w:ilvl w:val="1"/>
+          <w:numId w:val="6"/>
+        </w:numPr>
+      </w:pPr>
+      <w:r>
+        <w:t>Understanding mounting is critical during incident response when servers reboot unexpectedly.</w:t>
+      </w:r>
+    </w:p>
+    <w:p>
+      <w:pPr>
+        <w:pStyle w:val="ListParagraph"/>
+        <w:numPr>
+          <w:ilvl w:val="0"/>
+          <w:numId w:val="6"/>
+        </w:numPr>
+        <w:rPr>
+          <w:b/>
+          <w:bCs/>
+        </w:rPr>
+      </w:pPr>
+      <w:r>
+        <w:rPr>
+          <w:b/>
+          <w:bCs/>
+        </w:rPr>
+        <w:t>Persistent Mounting with /etc/</w:t>
+      </w:r>
+      <w:proofErr w:type="spellStart"/>
+      <w:r>
+        <w:rPr>
+          <w:b/>
+          <w:bCs/>
+        </w:rPr>
+        <w:t>fstab</w:t>
+      </w:r>
+      <w:proofErr w:type="spellEnd"/>
+      <w:r>
+        <w:rPr>
+          <w:b/>
+          <w:bCs/>
+        </w:rPr>
+        <w:t>:</w:t>
+      </w:r>
+    </w:p>
+    <w:p>
+      <w:pPr>
+        <w:pStyle w:val="ListParagraph"/>
+        <w:numPr>
+          <w:ilvl w:val="1"/>
+          <w:numId w:val="6"/>
+        </w:numPr>
+      </w:pPr>
+      <w:r>
+        <w:t xml:space="preserve">The </w:t>
+      </w:r>
+      <w:r>
+        <w:rPr>
+          <w:b/>
+          <w:bCs/>
+        </w:rPr>
+        <w:t>/etc/</w:t>
+      </w:r>
+      <w:proofErr w:type="spellStart"/>
+      <w:r>
+        <w:rPr>
+          <w:b/>
+          <w:bCs/>
+        </w:rPr>
+        <w:t>fstab</w:t>
+      </w:r>
+      <w:proofErr w:type="spellEnd"/>
+      <w:r>
+        <w:t xml:space="preserve"> file defines which filesystems mount automatically at boot. It includes device name, mount point, filesystem type, and mount options. Incorrect entries here can prevent the server from booting properly.</w:t>
+      </w:r>
+    </w:p>
+    <w:p>
+      <w:pPr>
+        <w:pStyle w:val="ListParagraph"/>
+        <w:numPr>
+          <w:ilvl w:val="1"/>
+          <w:numId w:val="6"/>
+        </w:numPr>
+      </w:pPr>
+      <w:r>
+        <w:t xml:space="preserve">In production, always test changes using mount -a before rebooting. This validates syntax and prevents boot failure. Many outages happen due to incorrect </w:t>
+      </w:r>
+      <w:proofErr w:type="spellStart"/>
+      <w:r>
+        <w:rPr>
+          <w:b/>
+          <w:bCs/>
+        </w:rPr>
+        <w:t>fstab</w:t>
+      </w:r>
+      <w:proofErr w:type="spellEnd"/>
+      <w:r>
+        <w:t xml:space="preserve"> configuration.</w:t>
+      </w:r>
+    </w:p>
+    <w:p/>
+    <w:p/>
+    <w:p/>
+    <w:p>
+      <w:pPr>
+        <w:pStyle w:val="ListParagraph"/>
+        <w:numPr>
+          <w:ilvl w:val="0"/>
+          <w:numId w:val="6"/>
+        </w:numPr>
+        <w:rPr>
+          <w:b/>
+          <w:bCs/>
+        </w:rPr>
+      </w:pPr>
+      <w:r>
+        <w:rPr>
+          <w:b/>
+          <w:bCs/>
+        </w:rPr>
+        <w:lastRenderedPageBreak/>
+        <w:t>Understanding inode:</w:t>
+      </w:r>
+    </w:p>
+    <w:p>
+      <w:pPr>
+        <w:pStyle w:val="ListParagraph"/>
+        <w:numPr>
+          <w:ilvl w:val="1"/>
+          <w:numId w:val="6"/>
+        </w:numPr>
+      </w:pPr>
+      <w:r>
+        <w:t xml:space="preserve">Inodes represent metadata about files, not the file data itself. </w:t>
+      </w:r>
+    </w:p>
+    <w:p>
+      <w:pPr>
+        <w:pStyle w:val="ListParagraph"/>
+        <w:numPr>
+          <w:ilvl w:val="1"/>
+          <w:numId w:val="6"/>
+        </w:numPr>
+      </w:pPr>
+      <w:r>
+        <w:t xml:space="preserve">Each file consumes one inode. </w:t>
+      </w:r>
+    </w:p>
+    <w:p>
+      <w:pPr>
+        <w:pStyle w:val="ListParagraph"/>
+        <w:numPr>
+          <w:ilvl w:val="1"/>
+          <w:numId w:val="6"/>
+        </w:numPr>
+      </w:pPr>
+      <w:r>
+        <w:t>Sometimes disk space may be available, but inodes are exhausted, especially when applications create millions of small files.</w:t>
+      </w:r>
+    </w:p>
+    <w:p>
+      <w:pPr>
+        <w:pStyle w:val="ListParagraph"/>
+        <w:numPr>
+          <w:ilvl w:val="1"/>
+          <w:numId w:val="6"/>
+        </w:numPr>
+      </w:pPr>
+      <w:r>
+        <w:t xml:space="preserve">In DevOps environments running container workloads or log-heavy systems, inode exhaustion is common. You check inode usage using </w:t>
+      </w:r>
+      <w:proofErr w:type="spellStart"/>
+      <w:r>
+        <w:rPr>
+          <w:b/>
+          <w:bCs/>
+        </w:rPr>
+        <w:t>df</w:t>
+      </w:r>
+      <w:proofErr w:type="spellEnd"/>
+      <w:r>
+        <w:rPr>
+          <w:b/>
+          <w:bCs/>
+        </w:rPr>
+        <w:t xml:space="preserve"> -</w:t>
+      </w:r>
+      <w:proofErr w:type="spellStart"/>
+      <w:r>
+        <w:rPr>
+          <w:b/>
+          <w:bCs/>
+        </w:rPr>
+        <w:t>i</w:t>
+      </w:r>
+      <w:proofErr w:type="spellEnd"/>
+      <w:r>
+        <w:rPr>
+          <w:b/>
+          <w:bCs/>
+        </w:rPr>
+        <w:t>.</w:t>
+      </w:r>
+      <w:r>
+        <w:t xml:space="preserve"> </w:t>
+      </w:r>
+    </w:p>
+    <w:p>
+      <w:pPr>
+        <w:pStyle w:val="ListParagraph"/>
+        <w:numPr>
+          <w:ilvl w:val="1"/>
+          <w:numId w:val="6"/>
+        </w:numPr>
+      </w:pPr>
+      <w:r>
+        <w:t>If inodes are full, applications cannot create new files even though disk space exists. The solution is often cleanup, not storage expansion.</w:t>
+      </w:r>
+    </w:p>
+    <w:p>
+      <w:pPr>
+        <w:pStyle w:val="ListParagraph"/>
+        <w:numPr>
+          <w:ilvl w:val="0"/>
+          <w:numId w:val="6"/>
+        </w:numPr>
+        <w:rPr>
+          <w:b/>
+          <w:bCs/>
+        </w:rPr>
+      </w:pPr>
+      <w:r>
+        <w:rPr>
+          <w:b/>
+          <w:bCs/>
+        </w:rPr>
+        <w:t>LVM (Logical Volume Management)</w:t>
+      </w:r>
+    </w:p>
+    <w:p>
+      <w:pPr>
+        <w:pStyle w:val="ListParagraph"/>
+        <w:numPr>
+          <w:ilvl w:val="1"/>
+          <w:numId w:val="6"/>
+        </w:numPr>
+      </w:pPr>
+      <w:r>
+        <w:t xml:space="preserve">LVM allows flexible storage management. </w:t>
+      </w:r>
+    </w:p>
+    <w:p>
+      <w:pPr>
+        <w:pStyle w:val="ListParagraph"/>
+        <w:numPr>
+          <w:ilvl w:val="1"/>
+          <w:numId w:val="6"/>
+        </w:numPr>
+      </w:pPr>
+      <w:r>
+        <w:t xml:space="preserve">Instead of fixed partitions, it enables dynamic resizing of volumes without downtime in many cases. </w:t>
+      </w:r>
+    </w:p>
+    <w:p>
+      <w:pPr>
+        <w:pStyle w:val="ListParagraph"/>
+        <w:numPr>
+          <w:ilvl w:val="1"/>
+          <w:numId w:val="6"/>
+        </w:numPr>
+      </w:pPr>
+      <w:r>
+        <w:t>In enterprise systems, LVM is widely used because storage needs frequently change.</w:t>
+      </w:r>
+    </w:p>
+    <w:p>
+      <w:pPr>
+        <w:pStyle w:val="ListParagraph"/>
+        <w:numPr>
+          <w:ilvl w:val="1"/>
+          <w:numId w:val="6"/>
+        </w:numPr>
+      </w:pPr>
+      <w:r>
+        <w:rPr>
+          <w:b/>
+          <w:bCs/>
+        </w:rPr>
+        <w:t>For example</w:t>
+      </w:r>
+      <w:r>
+        <w:t xml:space="preserve">, if </w:t>
+      </w:r>
+      <w:r>
+        <w:rPr>
+          <w:b/>
+          <w:bCs/>
+        </w:rPr>
+        <w:t>/var</w:t>
+      </w:r>
+      <w:r>
+        <w:t xml:space="preserve"> runs out of space, and it is configured under LVM, you can extend the logical volume by attaching a new disk and resizing it without rebooting the server. This is a powerful DevOps capability, especially in cloud infrastructure where uptime is critical.</w:t>
+      </w:r>
+    </w:p>
+    <w:p>
+      <w:pPr>
+        <w:pStyle w:val="ListParagraph"/>
+        <w:numPr>
+          <w:ilvl w:val="1"/>
+          <w:numId w:val="6"/>
+        </w:numPr>
+      </w:pPr>
+      <w:r>
+        <w:t>LVM consists of Physical Volumes (PVs), Volume Groups (VGs), and Logical Volumes (LVs). Understanding this hierarchy is essential for storage scalability.</w:t>
+      </w:r>
+    </w:p>
+    <w:p>
+      <w:pPr>
+        <w:pStyle w:val="ListParagraph"/>
+        <w:numPr>
+          <w:ilvl w:val="0"/>
+          <w:numId w:val="6"/>
+        </w:numPr>
+        <w:rPr>
+          <w:b/>
+          <w:bCs/>
+        </w:rPr>
+      </w:pPr>
+      <w:r>
+        <w:rPr>
+          <w:b/>
+          <w:bCs/>
+        </w:rPr>
+        <w:t>Filesystem Resizing:</w:t>
+      </w:r>
+    </w:p>
+    <w:p>
+      <w:pPr>
+        <w:pStyle w:val="ListParagraph"/>
+        <w:numPr>
+          <w:ilvl w:val="1"/>
+          <w:numId w:val="6"/>
+        </w:numPr>
+      </w:pPr>
+      <w:r>
+        <w:t xml:space="preserve">Resizing allows you to expand storage capacity. In cloud environments, you may increase an EBS volume from 50GB to 100GB. </w:t>
+      </w:r>
+    </w:p>
+    <w:p>
+      <w:pPr>
+        <w:pStyle w:val="ListParagraph"/>
+        <w:numPr>
+          <w:ilvl w:val="1"/>
+          <w:numId w:val="6"/>
+        </w:numPr>
+      </w:pPr>
+      <w:r>
+        <w:t>However, increasing the cloud disk is not enough; you must also resize the filesystem inside Linux.</w:t>
+      </w:r>
+    </w:p>
+    <w:p>
+      <w:pPr>
+        <w:pStyle w:val="ListParagraph"/>
+        <w:numPr>
+          <w:ilvl w:val="1"/>
+          <w:numId w:val="6"/>
+        </w:numPr>
+      </w:pPr>
+      <w:r>
+        <w:t xml:space="preserve">For </w:t>
+      </w:r>
+      <w:proofErr w:type="spellStart"/>
+      <w:r>
+        <w:rPr>
+          <w:b/>
+          <w:bCs/>
+        </w:rPr>
+        <w:t>xfs</w:t>
+      </w:r>
+      <w:proofErr w:type="spellEnd"/>
+      <w:r>
+        <w:t xml:space="preserve">, you use </w:t>
+      </w:r>
+      <w:proofErr w:type="spellStart"/>
+      <w:r>
+        <w:rPr>
+          <w:b/>
+          <w:bCs/>
+        </w:rPr>
+        <w:t>xfs_growfs</w:t>
+      </w:r>
+      <w:proofErr w:type="spellEnd"/>
+      <w:r>
+        <w:t xml:space="preserve">. For </w:t>
+      </w:r>
+      <w:r>
+        <w:rPr>
+          <w:b/>
+          <w:bCs/>
+        </w:rPr>
+        <w:t>ext4</w:t>
+      </w:r>
+      <w:r>
+        <w:t xml:space="preserve">, you use </w:t>
+      </w:r>
+      <w:r>
+        <w:rPr>
+          <w:b/>
+          <w:bCs/>
+        </w:rPr>
+        <w:t>resize2fs</w:t>
+      </w:r>
+      <w:r>
+        <w:t>. Forgetting this step results in unused allocated space.</w:t>
+      </w:r>
+    </w:p>
+    <w:p>
+      <w:pPr>
+        <w:pStyle w:val="ListParagraph"/>
+        <w:numPr>
+          <w:ilvl w:val="1"/>
+          <w:numId w:val="6"/>
+        </w:numPr>
+      </w:pPr>
+      <w:r>
+        <w:t>In real production operations, this is a common task during scaling events.</w:t>
+      </w:r>
+    </w:p>
+    <w:p>
+      <w:pPr>
+        <w:pStyle w:val="ListParagraph"/>
+        <w:numPr>
+          <w:ilvl w:val="0"/>
+          <w:numId w:val="6"/>
+        </w:numPr>
+        <w:rPr>
+          <w:b/>
+          <w:bCs/>
+        </w:rPr>
+      </w:pPr>
+      <w:r>
+        <w:rPr>
+          <w:b/>
+          <w:bCs/>
+        </w:rPr>
+        <w:t>Disk Monitoring and Health</w:t>
+      </w:r>
+    </w:p>
+    <w:p>
+      <w:pPr>
+        <w:pStyle w:val="ListParagraph"/>
+        <w:numPr>
+          <w:ilvl w:val="1"/>
+          <w:numId w:val="6"/>
+        </w:numPr>
+      </w:pPr>
+      <w:r>
+        <w:t>Filesystem management includes continuous monitoring. You must monitor:</w:t>
+      </w:r>
+    </w:p>
+    <w:p>
+      <w:pPr>
+        <w:pStyle w:val="ListParagraph"/>
+        <w:numPr>
+          <w:ilvl w:val="2"/>
+          <w:numId w:val="6"/>
+        </w:numPr>
+      </w:pPr>
+      <w:r>
+        <w:t>Disk usage (</w:t>
+      </w:r>
+      <w:proofErr w:type="spellStart"/>
+      <w:r>
+        <w:t>df</w:t>
+      </w:r>
+      <w:proofErr w:type="spellEnd"/>
+      <w:r>
+        <w:t xml:space="preserve"> -h)</w:t>
+      </w:r>
+    </w:p>
+    <w:p>
+      <w:pPr>
+        <w:pStyle w:val="ListParagraph"/>
+        <w:numPr>
+          <w:ilvl w:val="2"/>
+          <w:numId w:val="6"/>
+        </w:numPr>
+      </w:pPr>
+      <w:r>
+        <w:t>Inode usage (</w:t>
+      </w:r>
+      <w:proofErr w:type="spellStart"/>
+      <w:r>
+        <w:t>df</w:t>
+      </w:r>
+      <w:proofErr w:type="spellEnd"/>
+      <w:r>
+        <w:t xml:space="preserve"> -</w:t>
+      </w:r>
+      <w:proofErr w:type="spellStart"/>
+      <w:r>
+        <w:t>i</w:t>
+      </w:r>
+      <w:proofErr w:type="spellEnd"/>
+      <w:r>
+        <w:t>)</w:t>
+      </w:r>
+    </w:p>
+    <w:p>
+      <w:pPr>
+        <w:pStyle w:val="ListParagraph"/>
+        <w:numPr>
+          <w:ilvl w:val="2"/>
+          <w:numId w:val="6"/>
+        </w:numPr>
+      </w:pPr>
+      <w:r>
+        <w:t>Disk IO (</w:t>
+      </w:r>
+      <w:proofErr w:type="spellStart"/>
+      <w:r>
+        <w:t>iostat</w:t>
+      </w:r>
+      <w:proofErr w:type="spellEnd"/>
+      <w:r>
+        <w:t>)</w:t>
+      </w:r>
+    </w:p>
+    <w:p>
+      <w:pPr>
+        <w:pStyle w:val="ListParagraph"/>
+        <w:numPr>
+          <w:ilvl w:val="2"/>
+          <w:numId w:val="6"/>
+        </w:numPr>
+      </w:pPr>
+      <w:r>
+        <w:t>Open files (</w:t>
+      </w:r>
+      <w:proofErr w:type="spellStart"/>
+      <w:r>
+        <w:t>lsof</w:t>
+      </w:r>
+      <w:proofErr w:type="spellEnd"/>
+      <w:r>
+        <w:t>)</w:t>
+      </w:r>
+    </w:p>
+    <w:p>
+      <w:pPr>
+        <w:pStyle w:val="ListParagraph"/>
+        <w:numPr>
+          <w:ilvl w:val="2"/>
+          <w:numId w:val="6"/>
+        </w:numPr>
+      </w:pPr>
+      <w:r>
+        <w:t>Mount status (mount)</w:t>
+      </w:r>
+    </w:p>
+    <w:p>
+      <w:pPr>
+        <w:pStyle w:val="ListParagraph"/>
+        <w:numPr>
+          <w:ilvl w:val="1"/>
+          <w:numId w:val="6"/>
+        </w:numPr>
+      </w:pPr>
+      <w:r>
+        <w:t>In DevOps pipelines, monitoring tools like Prometheus or CloudWatch trigger alerts when disk usage crosses thresholds. Prevention is better than emergency cleanup.</w:t>
+      </w:r>
+    </w:p>
+    <w:p>
+      <w:pPr>
+        <w:pStyle w:val="ListParagraph"/>
+        <w:numPr>
+          <w:ilvl w:val="0"/>
+          <w:numId w:val="6"/>
+        </w:numPr>
+        <w:rPr>
+          <w:b/>
+          <w:bCs/>
+        </w:rPr>
+      </w:pPr>
+      <w:r>
+        <w:rPr>
+          <w:b/>
+          <w:bCs/>
+        </w:rPr>
+        <w:t>Backup Awareness</w:t>
+      </w:r>
+    </w:p>
+    <w:p>
+      <w:pPr>
+        <w:pStyle w:val="ListParagraph"/>
+        <w:numPr>
+          <w:ilvl w:val="1"/>
+          <w:numId w:val="6"/>
+        </w:numPr>
+      </w:pPr>
+      <w:r>
+        <w:t xml:space="preserve">A DevOps engineer must also understand backup paths. Databases often store data in </w:t>
+      </w:r>
+      <w:r>
+        <w:rPr>
+          <w:b/>
+          <w:bCs/>
+        </w:rPr>
+        <w:t>/var/lib</w:t>
+      </w:r>
+      <w:r>
+        <w:t xml:space="preserve">. </w:t>
+      </w:r>
+    </w:p>
+    <w:p>
+      <w:pPr>
+        <w:pStyle w:val="ListParagraph"/>
+        <w:numPr>
+          <w:ilvl w:val="1"/>
+          <w:numId w:val="6"/>
+        </w:numPr>
+      </w:pPr>
+      <w:r>
+        <w:t>Before modifying or resizing filesystems, always ensure backups exist. Storage operations without backup awareness are risky.</w:t>
+      </w:r>
+    </w:p>
+    <w:p/>
+    <w:p/>
+    <w:p>
+      <w:pPr>
+        <w:pStyle w:val="ListParagraph"/>
+        <w:numPr>
+          <w:ilvl w:val="0"/>
+          <w:numId w:val="6"/>
+        </w:numPr>
+        <w:rPr>
+          <w:b/>
+          <w:bCs/>
+        </w:rPr>
+      </w:pPr>
+      <w:r>
+        <w:rPr>
+          <w:b/>
+          <w:bCs/>
+        </w:rPr>
+        <w:lastRenderedPageBreak/>
+        <w:t>Security and Permissions in Filesystems</w:t>
+      </w:r>
+    </w:p>
+    <w:p>
+      <w:pPr>
+        <w:pStyle w:val="ListParagraph"/>
+        <w:numPr>
+          <w:ilvl w:val="1"/>
+          <w:numId w:val="6"/>
+        </w:numPr>
+      </w:pPr>
+      <w:r>
+        <w:t xml:space="preserve">Filesystem management also includes securing directories. Application directories under /opt should be owned by service accounts, not root. </w:t>
+      </w:r>
+    </w:p>
+    <w:p>
+      <w:pPr>
+        <w:pStyle w:val="ListParagraph"/>
+        <w:numPr>
+          <w:ilvl w:val="1"/>
+          <w:numId w:val="6"/>
+        </w:numPr>
+      </w:pPr>
+      <w:r>
+        <w:t>Log directories should have proper permissions to prevent unauthorized access.</w:t>
+      </w:r>
+    </w:p>
+    <w:p>
+      <w:pPr>
+        <w:pStyle w:val="ListParagraph"/>
+        <w:numPr>
+          <w:ilvl w:val="1"/>
+          <w:numId w:val="6"/>
+        </w:numPr>
+      </w:pPr>
+      <w:r>
+        <w:t>Improper permissions can cause services to fail silently.</w:t>
+      </w:r>
+    </w:p>
+    <w:p>
+      <w:pPr>
+        <w:pStyle w:val="ListParagraph"/>
+        <w:numPr>
+          <w:ilvl w:val="0"/>
+          <w:numId w:val="6"/>
+        </w:numPr>
+        <w:rPr>
+          <w:b/>
+          <w:bCs/>
+        </w:rPr>
+      </w:pPr>
+      <w:r>
+        <w:rPr>
+          <w:b/>
+          <w:bCs/>
+        </w:rPr>
+        <w:t>Real Production Flow Example</w:t>
+      </w:r>
+    </w:p>
+    <w:p>
+      <w:pPr>
+        <w:pStyle w:val="ListParagraph"/>
+        <w:numPr>
+          <w:ilvl w:val="1"/>
+          <w:numId w:val="6"/>
+        </w:numPr>
+      </w:pPr>
+      <w:r>
+        <w:t xml:space="preserve">Imagine your e-commerce application logs are growing rapidly and /var reaches 95% usage. </w:t>
+      </w:r>
+    </w:p>
+    <w:p>
+      <w:pPr>
+        <w:pStyle w:val="ListParagraph"/>
+        <w:numPr>
+          <w:ilvl w:val="1"/>
+          <w:numId w:val="6"/>
+        </w:numPr>
+      </w:pPr>
+      <w:r>
+        <w:t xml:space="preserve">You attach a new disk, partition it, create an </w:t>
+      </w:r>
+      <w:proofErr w:type="spellStart"/>
+      <w:r>
+        <w:t>xfs</w:t>
+      </w:r>
+      <w:proofErr w:type="spellEnd"/>
+      <w:r>
+        <w:t xml:space="preserve"> filesystem, mount it as /var/log, migrate existing logs, update /etc/</w:t>
+      </w:r>
+      <w:proofErr w:type="spellStart"/>
+      <w:r>
+        <w:t>fstab</w:t>
+      </w:r>
+      <w:proofErr w:type="spellEnd"/>
+      <w:r>
+        <w:t xml:space="preserve">, and restart logging services. </w:t>
+      </w:r>
+    </w:p>
+    <w:p>
+      <w:pPr>
+        <w:pStyle w:val="ListParagraph"/>
+        <w:numPr>
+          <w:ilvl w:val="1"/>
+          <w:numId w:val="6"/>
+        </w:numPr>
+      </w:pPr>
+      <w:r>
+        <w:t>This isolates logs from root partition and prevents future outages.</w:t>
       </w:r>
     </w:p>
     <w:sectPr>
       <w:pgSz w:w="11906" w:h="16838"/>
-      <w:pgMar w:top="1440" w:right="1440" w:bottom="1440" w:left="1440" w:header="708" w:footer="708" w:gutter="0"/>
+      <w:pgMar w:top="993" w:right="707" w:bottom="568" w:left="426" w:header="708" w:footer="708" w:gutter="0"/>
       <w:cols w:space="708"/>
       <w:docGrid w:linePitch="360"/>
     </w:sectPr>
@@ -355,7 +3474,7 @@
   <w:abstractNum w:abstractNumId="0" w15:restartNumberingAfterBreak="0">
     <w:nsid w:val="0318645E"/>
     <w:multiLevelType w:val="hybridMultilevel"/>
-    <w:tmpl w:val="8426468C"/>
+    <w:tmpl w:val="41F22FDC"/>
     <w:lvl w:ilvl="0" w:tplc="80560A04">
       <w:numFmt w:val="bullet"/>
       <w:lvlText w:val="-"/>
@@ -379,92 +3498,240 @@
         <w:rFonts w:ascii="Courier New" w:hAnsi="Courier New" w:cs="Courier New" w:hint="default"/>
       </w:rPr>
     </w:lvl>
-    <w:lvl w:ilvl="2" w:tplc="40090005" w:tentative="1">
+    <w:lvl w:ilvl="2" w:tplc="6A1412F8">
+      <w:numFmt w:val="bullet"/>
+      <w:lvlText w:val=""/>
+      <w:lvlJc w:val="left"/>
+      <w:pPr>
+        <w:ind w:left="2160" w:hanging="360"/>
+      </w:pPr>
+      <w:rPr>
+        <w:rFonts w:ascii="Wingdings" w:eastAsiaTheme="minorHAnsi" w:hAnsi="Wingdings" w:cstheme="minorBidi" w:hint="default"/>
+      </w:rPr>
+    </w:lvl>
+    <w:lvl w:ilvl="3" w:tplc="40090001" w:tentative="1">
+      <w:start w:val="1"/>
+      <w:numFmt w:val="bullet"/>
+      <w:lvlText w:val=""/>
+      <w:lvlJc w:val="left"/>
+      <w:pPr>
+        <w:ind w:left="2880" w:hanging="360"/>
+      </w:pPr>
+      <w:rPr>
+        <w:rFonts w:ascii="Symbol" w:hAnsi="Symbol" w:hint="default"/>
+      </w:rPr>
+    </w:lvl>
+    <w:lvl w:ilvl="4" w:tplc="40090003" w:tentative="1">
+      <w:start w:val="1"/>
+      <w:numFmt w:val="bullet"/>
+      <w:lvlText w:val="o"/>
+      <w:lvlJc w:val="left"/>
+      <w:pPr>
+        <w:ind w:left="3600" w:hanging="360"/>
+      </w:pPr>
+      <w:rPr>
+        <w:rFonts w:ascii="Courier New" w:hAnsi="Courier New" w:cs="Courier New" w:hint="default"/>
+      </w:rPr>
+    </w:lvl>
+    <w:lvl w:ilvl="5" w:tplc="40090005" w:tentative="1">
       <w:start w:val="1"/>
       <w:numFmt w:val="bullet"/>
       <w:lvlText w:val=""/>
       <w:lvlJc w:val="left"/>
       <w:pPr>
-        <w:ind w:left="2160" w:hanging="360"/>
+        <w:ind w:left="4320" w:hanging="360"/>
       </w:pPr>
       <w:rPr>
         <w:rFonts w:ascii="Wingdings" w:hAnsi="Wingdings" w:hint="default"/>
       </w:rPr>
     </w:lvl>
-    <w:lvl w:ilvl="3" w:tplc="40090001" w:tentative="1">
+    <w:lvl w:ilvl="6" w:tplc="40090001" w:tentative="1">
       <w:start w:val="1"/>
       <w:numFmt w:val="bullet"/>
       <w:lvlText w:val=""/>
       <w:lvlJc w:val="left"/>
       <w:pPr>
-        <w:ind w:left="2880" w:hanging="360"/>
+        <w:ind w:left="5040" w:hanging="360"/>
       </w:pPr>
       <w:rPr>
         <w:rFonts w:ascii="Symbol" w:hAnsi="Symbol" w:hint="default"/>
       </w:rPr>
     </w:lvl>
-    <w:lvl w:ilvl="4" w:tplc="40090003" w:tentative="1">
+    <w:lvl w:ilvl="7" w:tplc="40090003" w:tentative="1">
       <w:start w:val="1"/>
       <w:numFmt w:val="bullet"/>
       <w:lvlText w:val="o"/>
       <w:lvlJc w:val="left"/>
       <w:pPr>
-        <w:ind w:left="3600" w:hanging="360"/>
+        <w:ind w:left="5760" w:hanging="360"/>
       </w:pPr>
       <w:rPr>
         <w:rFonts w:ascii="Courier New" w:hAnsi="Courier New" w:cs="Courier New" w:hint="default"/>
       </w:rPr>
     </w:lvl>
-    <w:lvl w:ilvl="5" w:tplc="40090005" w:tentative="1">
+    <w:lvl w:ilvl="8" w:tplc="40090005" w:tentative="1">
       <w:start w:val="1"/>
       <w:numFmt w:val="bullet"/>
       <w:lvlText w:val=""/>
       <w:lvlJc w:val="left"/>
       <w:pPr>
-        <w:ind w:left="4320" w:hanging="360"/>
+        <w:ind w:left="6480" w:hanging="360"/>
       </w:pPr>
       <w:rPr>
         <w:rFonts w:ascii="Wingdings" w:hAnsi="Wingdings" w:hint="default"/>
       </w:rPr>
     </w:lvl>
-    <w:lvl w:ilvl="6" w:tplc="40090001" w:tentative="1">
+  </w:abstractNum>
+  <w:abstractNum w:abstractNumId="1" w15:restartNumberingAfterBreak="0">
+    <w:nsid w:val="0A5A4178"/>
+    <w:multiLevelType w:val="multilevel"/>
+    <w:tmpl w:val="973201C2"/>
+    <w:lvl w:ilvl="0">
       <w:start w:val="1"/>
       <w:numFmt w:val="bullet"/>
       <w:lvlText w:val=""/>
       <w:lvlJc w:val="left"/>
       <w:pPr>
-        <w:ind w:left="5040" w:hanging="360"/>
+        <w:tabs>
+          <w:tab w:val="num" w:pos="720"/>
+        </w:tabs>
+        <w:ind w:left="720" w:hanging="360"/>
       </w:pPr>
       <w:rPr>
         <w:rFonts w:ascii="Symbol" w:hAnsi="Symbol" w:hint="default"/>
+        <w:sz w:val="20"/>
       </w:rPr>
     </w:lvl>
-    <w:lvl w:ilvl="7" w:tplc="40090003" w:tentative="1">
+    <w:lvl w:ilvl="1" w:tentative="1">
       <w:start w:val="1"/>
       <w:numFmt w:val="bullet"/>
       <w:lvlText w:val="o"/>
       <w:lvlJc w:val="left"/>
       <w:pPr>
-        <w:ind w:left="5760" w:hanging="360"/>
+        <w:tabs>
+          <w:tab w:val="num" w:pos="1440"/>
+        </w:tabs>
+        <w:ind w:left="1440" w:hanging="360"/>
       </w:pPr>
       <w:rPr>
-        <w:rFonts w:ascii="Courier New" w:hAnsi="Courier New" w:cs="Courier New" w:hint="default"/>
+        <w:rFonts w:ascii="Courier New" w:hAnsi="Courier New" w:hint="default"/>
+        <w:sz w:val="20"/>
       </w:rPr>
     </w:lvl>
-    <w:lvl w:ilvl="8" w:tplc="40090005" w:tentative="1">
+    <w:lvl w:ilvl="2" w:tentative="1">
       <w:start w:val="1"/>
       <w:numFmt w:val="bullet"/>
       <w:lvlText w:val=""/>
       <w:lvlJc w:val="left"/>
       <w:pPr>
-        <w:ind w:left="6480" w:hanging="360"/>
+        <w:tabs>
+          <w:tab w:val="num" w:pos="2160"/>
+        </w:tabs>
+        <w:ind w:left="2160" w:hanging="360"/>
       </w:pPr>
       <w:rPr>
         <w:rFonts w:ascii="Wingdings" w:hAnsi="Wingdings" w:hint="default"/>
+        <w:sz w:val="20"/>
       </w:rPr>
     </w:lvl>
+    <w:lvl w:ilvl="3" w:tentative="1">
+      <w:start w:val="1"/>
+      <w:numFmt w:val="bullet"/>
+      <w:lvlText w:val=""/>
+      <w:lvlJc w:val="left"/>
+      <w:pPr>
+        <w:tabs>
+          <w:tab w:val="num" w:pos="2880"/>
+        </w:tabs>
+        <w:ind w:left="2880" w:hanging="360"/>
+      </w:pPr>
+      <w:rPr>
+        <w:rFonts w:ascii="Wingdings" w:hAnsi="Wingdings" w:hint="default"/>
+        <w:sz w:val="20"/>
+      </w:rPr>
+    </w:lvl>
+    <w:lvl w:ilvl="4" w:tentative="1">
+      <w:start w:val="1"/>
+      <w:numFmt w:val="bullet"/>
+      <w:lvlText w:val=""/>
+      <w:lvlJc w:val="left"/>
+      <w:pPr>
+        <w:tabs>
+          <w:tab w:val="num" w:pos="3600"/>
+        </w:tabs>
+        <w:ind w:left="3600" w:hanging="360"/>
+      </w:pPr>
+      <w:rPr>
+        <w:rFonts w:ascii="Wingdings" w:hAnsi="Wingdings" w:hint="default"/>
+        <w:sz w:val="20"/>
+      </w:rPr>
+    </w:lvl>
+    <w:lvl w:ilvl="5" w:tentative="1">
+      <w:start w:val="1"/>
+      <w:numFmt w:val="bullet"/>
+      <w:lvlText w:val=""/>
+      <w:lvlJc w:val="left"/>
+      <w:pPr>
+        <w:tabs>
+          <w:tab w:val="num" w:pos="4320"/>
+        </w:tabs>
+        <w:ind w:left="4320" w:hanging="360"/>
+      </w:pPr>
+      <w:rPr>
+        <w:rFonts w:ascii="Wingdings" w:hAnsi="Wingdings" w:hint="default"/>
+        <w:sz w:val="20"/>
+      </w:rPr>
+    </w:lvl>
+    <w:lvl w:ilvl="6" w:tentative="1">
+      <w:start w:val="1"/>
+      <w:numFmt w:val="bullet"/>
+      <w:lvlText w:val=""/>
+      <w:lvlJc w:val="left"/>
+      <w:pPr>
+        <w:tabs>
+          <w:tab w:val="num" w:pos="5040"/>
+        </w:tabs>
+        <w:ind w:left="5040" w:hanging="360"/>
+      </w:pPr>
+      <w:rPr>
+        <w:rFonts w:ascii="Wingdings" w:hAnsi="Wingdings" w:hint="default"/>
+        <w:sz w:val="20"/>
+      </w:rPr>
+    </w:lvl>
+    <w:lvl w:ilvl="7" w:tentative="1">
+      <w:start w:val="1"/>
+      <w:numFmt w:val="bullet"/>
+      <w:lvlText w:val=""/>
+      <w:lvlJc w:val="left"/>
+      <w:pPr>
+        <w:tabs>
+          <w:tab w:val="num" w:pos="5760"/>
+        </w:tabs>
+        <w:ind w:left="5760" w:hanging="360"/>
+      </w:pPr>
+      <w:rPr>
+        <w:rFonts w:ascii="Wingdings" w:hAnsi="Wingdings" w:hint="default"/>
+        <w:sz w:val="20"/>
+      </w:rPr>
+    </w:lvl>
+    <w:lvl w:ilvl="8" w:tentative="1">
+      <w:start w:val="1"/>
+      <w:numFmt w:val="bullet"/>
+      <w:lvlText w:val=""/>
+      <w:lvlJc w:val="left"/>
+      <w:pPr>
+        <w:tabs>
+          <w:tab w:val="num" w:pos="6480"/>
+        </w:tabs>
+        <w:ind w:left="6480" w:hanging="360"/>
+      </w:pPr>
+      <w:rPr>
+        <w:rFonts w:ascii="Wingdings" w:hAnsi="Wingdings" w:hint="default"/>
+        <w:sz w:val="20"/>
+      </w:rPr>
+    </w:lvl>
   </w:abstractNum>
-  <w:abstractNum w:abstractNumId="1" w15:restartNumberingAfterBreak="0">
+  <w:abstractNum w:abstractNumId="2" w15:restartNumberingAfterBreak="0">
     <w:nsid w:val="10D4414F"/>
     <w:multiLevelType w:val="hybridMultilevel"/>
     <w:tmpl w:val="16EA6726"/>
@@ -576,11 +3843,451 @@
       </w:rPr>
     </w:lvl>
   </w:abstractNum>
+  <w:abstractNum w:abstractNumId="3" w15:restartNumberingAfterBreak="0">
+    <w:nsid w:val="383E7218"/>
+    <w:multiLevelType w:val="hybridMultilevel"/>
+    <w:tmpl w:val="BED6A63C"/>
+    <w:lvl w:ilvl="0" w:tplc="80560A04">
+      <w:numFmt w:val="bullet"/>
+      <w:lvlText w:val="-"/>
+      <w:lvlJc w:val="left"/>
+      <w:pPr>
+        <w:ind w:left="720" w:hanging="360"/>
+      </w:pPr>
+      <w:rPr>
+        <w:rFonts w:ascii="Aptos" w:eastAsiaTheme="minorHAnsi" w:hAnsi="Aptos" w:cstheme="minorBidi" w:hint="default"/>
+      </w:rPr>
+    </w:lvl>
+    <w:lvl w:ilvl="1" w:tplc="40090003">
+      <w:start w:val="1"/>
+      <w:numFmt w:val="bullet"/>
+      <w:lvlText w:val="o"/>
+      <w:lvlJc w:val="left"/>
+      <w:pPr>
+        <w:ind w:left="1440" w:hanging="360"/>
+      </w:pPr>
+      <w:rPr>
+        <w:rFonts w:ascii="Courier New" w:hAnsi="Courier New" w:cs="Courier New" w:hint="default"/>
+      </w:rPr>
+    </w:lvl>
+    <w:lvl w:ilvl="2" w:tplc="40090005" w:tentative="1">
+      <w:start w:val="1"/>
+      <w:numFmt w:val="bullet"/>
+      <w:lvlText w:val=""/>
+      <w:lvlJc w:val="left"/>
+      <w:pPr>
+        <w:ind w:left="2160" w:hanging="360"/>
+      </w:pPr>
+      <w:rPr>
+        <w:rFonts w:ascii="Wingdings" w:hAnsi="Wingdings" w:hint="default"/>
+      </w:rPr>
+    </w:lvl>
+    <w:lvl w:ilvl="3" w:tplc="40090001" w:tentative="1">
+      <w:start w:val="1"/>
+      <w:numFmt w:val="bullet"/>
+      <w:lvlText w:val=""/>
+      <w:lvlJc w:val="left"/>
+      <w:pPr>
+        <w:ind w:left="2880" w:hanging="360"/>
+      </w:pPr>
+      <w:rPr>
+        <w:rFonts w:ascii="Symbol" w:hAnsi="Symbol" w:hint="default"/>
+      </w:rPr>
+    </w:lvl>
+    <w:lvl w:ilvl="4" w:tplc="40090003" w:tentative="1">
+      <w:start w:val="1"/>
+      <w:numFmt w:val="bullet"/>
+      <w:lvlText w:val="o"/>
+      <w:lvlJc w:val="left"/>
+      <w:pPr>
+        <w:ind w:left="3600" w:hanging="360"/>
+      </w:pPr>
+      <w:rPr>
+        <w:rFonts w:ascii="Courier New" w:hAnsi="Courier New" w:cs="Courier New" w:hint="default"/>
+      </w:rPr>
+    </w:lvl>
+    <w:lvl w:ilvl="5" w:tplc="40090005" w:tentative="1">
+      <w:start w:val="1"/>
+      <w:numFmt w:val="bullet"/>
+      <w:lvlText w:val=""/>
+      <w:lvlJc w:val="left"/>
+      <w:pPr>
+        <w:ind w:left="4320" w:hanging="360"/>
+      </w:pPr>
+      <w:rPr>
+        <w:rFonts w:ascii="Wingdings" w:hAnsi="Wingdings" w:hint="default"/>
+      </w:rPr>
+    </w:lvl>
+    <w:lvl w:ilvl="6" w:tplc="40090001" w:tentative="1">
+      <w:start w:val="1"/>
+      <w:numFmt w:val="bullet"/>
+      <w:lvlText w:val=""/>
+      <w:lvlJc w:val="left"/>
+      <w:pPr>
+        <w:ind w:left="5040" w:hanging="360"/>
+      </w:pPr>
+      <w:rPr>
+        <w:rFonts w:ascii="Symbol" w:hAnsi="Symbol" w:hint="default"/>
+      </w:rPr>
+    </w:lvl>
+    <w:lvl w:ilvl="7" w:tplc="40090003" w:tentative="1">
+      <w:start w:val="1"/>
+      <w:numFmt w:val="bullet"/>
+      <w:lvlText w:val="o"/>
+      <w:lvlJc w:val="left"/>
+      <w:pPr>
+        <w:ind w:left="5760" w:hanging="360"/>
+      </w:pPr>
+      <w:rPr>
+        <w:rFonts w:ascii="Courier New" w:hAnsi="Courier New" w:cs="Courier New" w:hint="default"/>
+      </w:rPr>
+    </w:lvl>
+    <w:lvl w:ilvl="8" w:tplc="40090005" w:tentative="1">
+      <w:start w:val="1"/>
+      <w:numFmt w:val="bullet"/>
+      <w:lvlText w:val=""/>
+      <w:lvlJc w:val="left"/>
+      <w:pPr>
+        <w:ind w:left="6480" w:hanging="360"/>
+      </w:pPr>
+      <w:rPr>
+        <w:rFonts w:ascii="Wingdings" w:hAnsi="Wingdings" w:hint="default"/>
+      </w:rPr>
+    </w:lvl>
+  </w:abstractNum>
+  <w:abstractNum w:abstractNumId="4" w15:restartNumberingAfterBreak="0">
+    <w:nsid w:val="3BA567C7"/>
+    <w:multiLevelType w:val="hybridMultilevel"/>
+    <w:tmpl w:val="62749B7A"/>
+    <w:lvl w:ilvl="0" w:tplc="33105B1A">
+      <w:start w:val="1"/>
+      <w:numFmt w:val="decimal"/>
+      <w:lvlText w:val="%1."/>
+      <w:lvlJc w:val="left"/>
+      <w:pPr>
+        <w:ind w:left="1080" w:hanging="360"/>
+      </w:pPr>
+      <w:rPr>
+        <w:rFonts w:hint="default"/>
+      </w:rPr>
+    </w:lvl>
+    <w:lvl w:ilvl="1" w:tplc="40090019">
+      <w:start w:val="1"/>
+      <w:numFmt w:val="lowerLetter"/>
+      <w:lvlText w:val="%2."/>
+      <w:lvlJc w:val="left"/>
+      <w:pPr>
+        <w:ind w:left="1800" w:hanging="360"/>
+      </w:pPr>
+    </w:lvl>
+    <w:lvl w:ilvl="2" w:tplc="4009001B">
+      <w:start w:val="1"/>
+      <w:numFmt w:val="lowerRoman"/>
+      <w:lvlText w:val="%3."/>
+      <w:lvlJc w:val="right"/>
+      <w:pPr>
+        <w:ind w:left="2520" w:hanging="180"/>
+      </w:pPr>
+    </w:lvl>
+    <w:lvl w:ilvl="3" w:tplc="4009000F" w:tentative="1">
+      <w:start w:val="1"/>
+      <w:numFmt w:val="decimal"/>
+      <w:lvlText w:val="%4."/>
+      <w:lvlJc w:val="left"/>
+      <w:pPr>
+        <w:ind w:left="3240" w:hanging="360"/>
+      </w:pPr>
+    </w:lvl>
+    <w:lvl w:ilvl="4" w:tplc="40090019" w:tentative="1">
+      <w:start w:val="1"/>
+      <w:numFmt w:val="lowerLetter"/>
+      <w:lvlText w:val="%5."/>
+      <w:lvlJc w:val="left"/>
+      <w:pPr>
+        <w:ind w:left="3960" w:hanging="360"/>
+      </w:pPr>
+    </w:lvl>
+    <w:lvl w:ilvl="5" w:tplc="4009001B" w:tentative="1">
+      <w:start w:val="1"/>
+      <w:numFmt w:val="lowerRoman"/>
+      <w:lvlText w:val="%6."/>
+      <w:lvlJc w:val="right"/>
+      <w:pPr>
+        <w:ind w:left="4680" w:hanging="180"/>
+      </w:pPr>
+    </w:lvl>
+    <w:lvl w:ilvl="6" w:tplc="4009000F" w:tentative="1">
+      <w:start w:val="1"/>
+      <w:numFmt w:val="decimal"/>
+      <w:lvlText w:val="%7."/>
+      <w:lvlJc w:val="left"/>
+      <w:pPr>
+        <w:ind w:left="5400" w:hanging="360"/>
+      </w:pPr>
+    </w:lvl>
+    <w:lvl w:ilvl="7" w:tplc="40090019" w:tentative="1">
+      <w:start w:val="1"/>
+      <w:numFmt w:val="lowerLetter"/>
+      <w:lvlText w:val="%8."/>
+      <w:lvlJc w:val="left"/>
+      <w:pPr>
+        <w:ind w:left="6120" w:hanging="360"/>
+      </w:pPr>
+    </w:lvl>
+    <w:lvl w:ilvl="8" w:tplc="4009001B" w:tentative="1">
+      <w:start w:val="1"/>
+      <w:numFmt w:val="lowerRoman"/>
+      <w:lvlText w:val="%9."/>
+      <w:lvlJc w:val="right"/>
+      <w:pPr>
+        <w:ind w:left="6840" w:hanging="180"/>
+      </w:pPr>
+    </w:lvl>
+  </w:abstractNum>
+  <w:abstractNum w:abstractNumId="5" w15:restartNumberingAfterBreak="0">
+    <w:nsid w:val="6076658D"/>
+    <w:multiLevelType w:val="hybridMultilevel"/>
+    <w:tmpl w:val="5366E756"/>
+    <w:lvl w:ilvl="0" w:tplc="80560A04">
+      <w:numFmt w:val="bullet"/>
+      <w:lvlText w:val="-"/>
+      <w:lvlJc w:val="left"/>
+      <w:pPr>
+        <w:ind w:left="720" w:hanging="360"/>
+      </w:pPr>
+      <w:rPr>
+        <w:rFonts w:ascii="Aptos" w:eastAsiaTheme="minorHAnsi" w:hAnsi="Aptos" w:cstheme="minorBidi" w:hint="default"/>
+      </w:rPr>
+    </w:lvl>
+    <w:lvl w:ilvl="1" w:tplc="40090003" w:tentative="1">
+      <w:start w:val="1"/>
+      <w:numFmt w:val="bullet"/>
+      <w:lvlText w:val="o"/>
+      <w:lvlJc w:val="left"/>
+      <w:pPr>
+        <w:ind w:left="1440" w:hanging="360"/>
+      </w:pPr>
+      <w:rPr>
+        <w:rFonts w:ascii="Courier New" w:hAnsi="Courier New" w:cs="Courier New" w:hint="default"/>
+      </w:rPr>
+    </w:lvl>
+    <w:lvl w:ilvl="2" w:tplc="40090005" w:tentative="1">
+      <w:start w:val="1"/>
+      <w:numFmt w:val="bullet"/>
+      <w:lvlText w:val=""/>
+      <w:lvlJc w:val="left"/>
+      <w:pPr>
+        <w:ind w:left="2160" w:hanging="360"/>
+      </w:pPr>
+      <w:rPr>
+        <w:rFonts w:ascii="Wingdings" w:hAnsi="Wingdings" w:hint="default"/>
+      </w:rPr>
+    </w:lvl>
+    <w:lvl w:ilvl="3" w:tplc="40090001" w:tentative="1">
+      <w:start w:val="1"/>
+      <w:numFmt w:val="bullet"/>
+      <w:lvlText w:val=""/>
+      <w:lvlJc w:val="left"/>
+      <w:pPr>
+        <w:ind w:left="2880" w:hanging="360"/>
+      </w:pPr>
+      <w:rPr>
+        <w:rFonts w:ascii="Symbol" w:hAnsi="Symbol" w:hint="default"/>
+      </w:rPr>
+    </w:lvl>
+    <w:lvl w:ilvl="4" w:tplc="40090003" w:tentative="1">
+      <w:start w:val="1"/>
+      <w:numFmt w:val="bullet"/>
+      <w:lvlText w:val="o"/>
+      <w:lvlJc w:val="left"/>
+      <w:pPr>
+        <w:ind w:left="3600" w:hanging="360"/>
+      </w:pPr>
+      <w:rPr>
+        <w:rFonts w:ascii="Courier New" w:hAnsi="Courier New" w:cs="Courier New" w:hint="default"/>
+      </w:rPr>
+    </w:lvl>
+    <w:lvl w:ilvl="5" w:tplc="40090005" w:tentative="1">
+      <w:start w:val="1"/>
+      <w:numFmt w:val="bullet"/>
+      <w:lvlText w:val=""/>
+      <w:lvlJc w:val="left"/>
+      <w:pPr>
+        <w:ind w:left="4320" w:hanging="360"/>
+      </w:pPr>
+      <w:rPr>
+        <w:rFonts w:ascii="Wingdings" w:hAnsi="Wingdings" w:hint="default"/>
+      </w:rPr>
+    </w:lvl>
+    <w:lvl w:ilvl="6" w:tplc="40090001" w:tentative="1">
+      <w:start w:val="1"/>
+      <w:numFmt w:val="bullet"/>
+      <w:lvlText w:val=""/>
+      <w:lvlJc w:val="left"/>
+      <w:pPr>
+        <w:ind w:left="5040" w:hanging="360"/>
+      </w:pPr>
+      <w:rPr>
+        <w:rFonts w:ascii="Symbol" w:hAnsi="Symbol" w:hint="default"/>
+      </w:rPr>
+    </w:lvl>
+    <w:lvl w:ilvl="7" w:tplc="40090003" w:tentative="1">
+      <w:start w:val="1"/>
+      <w:numFmt w:val="bullet"/>
+      <w:lvlText w:val="o"/>
+      <w:lvlJc w:val="left"/>
+      <w:pPr>
+        <w:ind w:left="5760" w:hanging="360"/>
+      </w:pPr>
+      <w:rPr>
+        <w:rFonts w:ascii="Courier New" w:hAnsi="Courier New" w:cs="Courier New" w:hint="default"/>
+      </w:rPr>
+    </w:lvl>
+    <w:lvl w:ilvl="8" w:tplc="40090005" w:tentative="1">
+      <w:start w:val="1"/>
+      <w:numFmt w:val="bullet"/>
+      <w:lvlText w:val=""/>
+      <w:lvlJc w:val="left"/>
+      <w:pPr>
+        <w:ind w:left="6480" w:hanging="360"/>
+      </w:pPr>
+      <w:rPr>
+        <w:rFonts w:ascii="Wingdings" w:hAnsi="Wingdings" w:hint="default"/>
+      </w:rPr>
+    </w:lvl>
+  </w:abstractNum>
+  <w:abstractNum w:abstractNumId="6" w15:restartNumberingAfterBreak="0">
+    <w:nsid w:val="6C1F1EB0"/>
+    <w:multiLevelType w:val="hybridMultilevel"/>
+    <w:tmpl w:val="E760FDA4"/>
+    <w:lvl w:ilvl="0" w:tplc="CE5E747A">
+      <w:numFmt w:val="bullet"/>
+      <w:lvlText w:val=""/>
+      <w:lvlJc w:val="left"/>
+      <w:pPr>
+        <w:ind w:left="720" w:hanging="360"/>
+      </w:pPr>
+      <w:rPr>
+        <w:rFonts w:ascii="Wingdings" w:eastAsiaTheme="minorHAnsi" w:hAnsi="Wingdings" w:cstheme="minorBidi" w:hint="default"/>
+      </w:rPr>
+    </w:lvl>
+    <w:lvl w:ilvl="1" w:tplc="40090003">
+      <w:start w:val="1"/>
+      <w:numFmt w:val="bullet"/>
+      <w:lvlText w:val="o"/>
+      <w:lvlJc w:val="left"/>
+      <w:pPr>
+        <w:ind w:left="1440" w:hanging="360"/>
+      </w:pPr>
+      <w:rPr>
+        <w:rFonts w:ascii="Courier New" w:hAnsi="Courier New" w:cs="Courier New" w:hint="default"/>
+      </w:rPr>
+    </w:lvl>
+    <w:lvl w:ilvl="2" w:tplc="40090005" w:tentative="1">
+      <w:start w:val="1"/>
+      <w:numFmt w:val="bullet"/>
+      <w:lvlText w:val=""/>
+      <w:lvlJc w:val="left"/>
+      <w:pPr>
+        <w:ind w:left="2160" w:hanging="360"/>
+      </w:pPr>
+      <w:rPr>
+        <w:rFonts w:ascii="Wingdings" w:hAnsi="Wingdings" w:hint="default"/>
+      </w:rPr>
+    </w:lvl>
+    <w:lvl w:ilvl="3" w:tplc="40090001" w:tentative="1">
+      <w:start w:val="1"/>
+      <w:numFmt w:val="bullet"/>
+      <w:lvlText w:val=""/>
+      <w:lvlJc w:val="left"/>
+      <w:pPr>
+        <w:ind w:left="2880" w:hanging="360"/>
+      </w:pPr>
+      <w:rPr>
+        <w:rFonts w:ascii="Symbol" w:hAnsi="Symbol" w:hint="default"/>
+      </w:rPr>
+    </w:lvl>
+    <w:lvl w:ilvl="4" w:tplc="40090003" w:tentative="1">
+      <w:start w:val="1"/>
+      <w:numFmt w:val="bullet"/>
+      <w:lvlText w:val="o"/>
+      <w:lvlJc w:val="left"/>
+      <w:pPr>
+        <w:ind w:left="3600" w:hanging="360"/>
+      </w:pPr>
+      <w:rPr>
+        <w:rFonts w:ascii="Courier New" w:hAnsi="Courier New" w:cs="Courier New" w:hint="default"/>
+      </w:rPr>
+    </w:lvl>
+    <w:lvl w:ilvl="5" w:tplc="40090005" w:tentative="1">
+      <w:start w:val="1"/>
+      <w:numFmt w:val="bullet"/>
+      <w:lvlText w:val=""/>
+      <w:lvlJc w:val="left"/>
+      <w:pPr>
+        <w:ind w:left="4320" w:hanging="360"/>
+      </w:pPr>
+      <w:rPr>
+        <w:rFonts w:ascii="Wingdings" w:hAnsi="Wingdings" w:hint="default"/>
+      </w:rPr>
+    </w:lvl>
+    <w:lvl w:ilvl="6" w:tplc="40090001" w:tentative="1">
+      <w:start w:val="1"/>
+      <w:numFmt w:val="bullet"/>
+      <w:lvlText w:val=""/>
+      <w:lvlJc w:val="left"/>
+      <w:pPr>
+        <w:ind w:left="5040" w:hanging="360"/>
+      </w:pPr>
+      <w:rPr>
+        <w:rFonts w:ascii="Symbol" w:hAnsi="Symbol" w:hint="default"/>
+      </w:rPr>
+    </w:lvl>
+    <w:lvl w:ilvl="7" w:tplc="40090003" w:tentative="1">
+      <w:start w:val="1"/>
+      <w:numFmt w:val="bullet"/>
+      <w:lvlText w:val="o"/>
+      <w:lvlJc w:val="left"/>
+      <w:pPr>
+        <w:ind w:left="5760" w:hanging="360"/>
+      </w:pPr>
+      <w:rPr>
+        <w:rFonts w:ascii="Courier New" w:hAnsi="Courier New" w:cs="Courier New" w:hint="default"/>
+      </w:rPr>
+    </w:lvl>
+    <w:lvl w:ilvl="8" w:tplc="40090005" w:tentative="1">
+      <w:start w:val="1"/>
+      <w:numFmt w:val="bullet"/>
+      <w:lvlText w:val=""/>
+      <w:lvlJc w:val="left"/>
+      <w:pPr>
+        <w:ind w:left="6480" w:hanging="360"/>
+      </w:pPr>
+      <w:rPr>
+        <w:rFonts w:ascii="Wingdings" w:hAnsi="Wingdings" w:hint="default"/>
+      </w:rPr>
+    </w:lvl>
+  </w:abstractNum>
   <w:num w:numId="1" w16cid:durableId="1659573281">
-    <w:abstractNumId w:val="1"/>
+    <w:abstractNumId w:val="2"/>
   </w:num>
   <w:num w:numId="2" w16cid:durableId="132914178">
     <w:abstractNumId w:val="0"/>
+  </w:num>
+  <w:num w:numId="3" w16cid:durableId="1368024940">
+    <w:abstractNumId w:val="6"/>
+  </w:num>
+  <w:num w:numId="4" w16cid:durableId="1677230050">
+    <w:abstractNumId w:val="5"/>
+  </w:num>
+  <w:num w:numId="5" w16cid:durableId="216551200">
+    <w:abstractNumId w:val="3"/>
+  </w:num>
+  <w:num w:numId="6" w16cid:durableId="944386531">
+    <w:abstractNumId w:val="4"/>
+  </w:num>
+  <w:num w:numId="7" w16cid:durableId="1459103769">
+    <w:abstractNumId w:val="1"/>
   </w:num>
 </w:numbering>
 </file>
@@ -1188,7 +4895,6 @@
   <w:style w:type="character" w:default="1" w:styleId="DefaultParagraphFont">
     <w:name w:val="Default Paragraph Font"/>
     <w:uiPriority w:val="1"/>
-    <w:semiHidden/>
     <w:unhideWhenUsed/>
   </w:style>
   <w:style w:type="table" w:default="1" w:styleId="TableNormal">
@@ -1501,6 +5207,25 @@
       <w:color w:val="0F4761" w:themeColor="accent1" w:themeShade="BF"/>
       <w:spacing w:val="5"/>
     </w:rPr>
+  </w:style>
+  <w:style w:type="table" w:styleId="TableGrid">
+    <w:name w:val="Table Grid"/>
+    <w:basedOn w:val="TableNormal"/>
+    <w:uiPriority w:val="39"/>
+    <w:rsid w:val="00EA06AE"/>
+    <w:pPr>
+      <w:spacing w:after="0" w:line="240" w:lineRule="auto"/>
+    </w:pPr>
+    <w:tblPr>
+      <w:tblBorders>
+        <w:top w:val="single" w:sz="4" w:space="0" w:color="auto"/>
+        <w:left w:val="single" w:sz="4" w:space="0" w:color="auto"/>
+        <w:bottom w:val="single" w:sz="4" w:space="0" w:color="auto"/>
+        <w:right w:val="single" w:sz="4" w:space="0" w:color="auto"/>
+        <w:insideH w:val="single" w:sz="4" w:space="0" w:color="auto"/>
+        <w:insideV w:val="single" w:sz="4" w:space="0" w:color="auto"/>
+      </w:tblBorders>
+    </w:tblPr>
   </w:style>
 </w:styles>
 </file>

--- a/Devops_Notes/Join_Devops_Notes/Practice_with_Screenshots/Day-13 - Linux file hirarechy.docx
+++ b/Devops_Notes/Join_Devops_Notes/Practice_with_Screenshots/Day-13 - Linux file hirarechy.docx
@@ -6,13 +6,8 @@
     <w:p/>
     <w:p>
       <w:r>
-        <w:t xml:space="preserve">Day </w:t>
-      </w:r>
-      <w:proofErr w:type="gramStart"/>
-      <w:r>
-        <w:t>13 :</w:t>
-      </w:r>
-      <w:proofErr w:type="gramEnd"/>
+        <w:t>Day 13 :</w:t>
+      </w:r>
     </w:p>
     <w:p>
       <w:r>
@@ -56,17 +51,12 @@
         <w:t>$</w:t>
       </w:r>
       <w:proofErr w:type="spellStart"/>
-      <w:proofErr w:type="gramStart"/>
       <w:r>
         <w:t>lsblk</w:t>
       </w:r>
       <w:proofErr w:type="spellEnd"/>
       <w:r>
-        <w:t xml:space="preserve">  (</w:t>
-      </w:r>
-      <w:proofErr w:type="gramEnd"/>
-      <w:r>
-        <w:t>list block devices)</w:t>
+        <w:t xml:space="preserve">  (list block devices)</w:t>
       </w:r>
     </w:p>
     <w:p>
@@ -102,15 +92,7 @@
         </w:numPr>
       </w:pPr>
       <w:r>
-        <w:t>$</w:t>
-      </w:r>
-      <w:proofErr w:type="spellStart"/>
-      <w:r>
-        <w:t>sudo</w:t>
-      </w:r>
-      <w:proofErr w:type="spellEnd"/>
-      <w:r>
-        <w:t xml:space="preserve"> parted /dev/nvme1n1 –script </w:t>
+        <w:t xml:space="preserve">$sudo parted /dev/nvme1n1 –script </w:t>
       </w:r>
       <w:proofErr w:type="spellStart"/>
       <w:r>
@@ -150,15 +132,7 @@
         </w:numPr>
       </w:pPr>
       <w:r>
-        <w:t>$</w:t>
-      </w:r>
-      <w:proofErr w:type="spellStart"/>
-      <w:r>
-        <w:t>sudo</w:t>
-      </w:r>
-      <w:proofErr w:type="spellEnd"/>
-      <w:r>
-        <w:t xml:space="preserve"> </w:t>
+        <w:t xml:space="preserve">$sudo </w:t>
       </w:r>
       <w:proofErr w:type="spellStart"/>
       <w:r>
@@ -189,13 +163,8 @@
           <w:numId w:val="2"/>
         </w:numPr>
       </w:pPr>
-      <w:proofErr w:type="spellStart"/>
-      <w:r>
-        <w:t>sudo</w:t>
-      </w:r>
-      <w:proofErr w:type="spellEnd"/>
-      <w:r>
-        <w:t xml:space="preserve"> mount /dev/nvme1n1p1 /data</w:t>
+      <w:r>
+        <w:t>sudo mount /dev/nvme1n1p1 /data</w:t>
       </w:r>
     </w:p>
     <w:p>
@@ -269,13 +238,8 @@
       </w:r>
       <w:proofErr w:type="spellEnd"/>
       <w:r>
-        <w:t xml:space="preserve">   25G   ...   /</w:t>
-      </w:r>
-      <w:proofErr w:type="gramStart"/>
-      <w:r>
-        <w:t>data</w:t>
-      </w:r>
-      <w:proofErr w:type="gramEnd"/>
+        <w:t xml:space="preserve">   25G   ...   /data</w:t>
+      </w:r>
     </w:p>
     <w:p>
       <w:pPr>
@@ -382,15 +346,7 @@
         </w:numPr>
       </w:pPr>
       <w:r>
-        <w:t>$ top</w:t>
-      </w:r>
-      <w:proofErr w:type="gramStart"/>
-      <w:r>
-        <w:t xml:space="preserve">   (</w:t>
-      </w:r>
-      <w:proofErr w:type="gramEnd"/>
-      <w:r>
-        <w:t>it shows the how much memory each app is utilizing)</w:t>
+        <w:t>$ top   (it shows the how much memory each app is utilizing)</w:t>
       </w:r>
     </w:p>
     <w:p>
@@ -466,15 +422,7 @@
       </w:r>
       <w:proofErr w:type="spellEnd"/>
       <w:r>
-        <w:t xml:space="preserve"> </w:t>
-      </w:r>
-      <w:proofErr w:type="gramStart"/>
-      <w:r>
-        <w:t>*  (</w:t>
-      </w:r>
-      <w:proofErr w:type="gramEnd"/>
-      <w:r>
-        <w:t>memory occupied by files and folders)</w:t>
+        <w:t xml:space="preserve"> *  (memory occupied by files and folders)</w:t>
       </w:r>
     </w:p>
     <w:p>
@@ -574,31 +522,7 @@
         </w:numPr>
       </w:pPr>
       <w:r>
-        <w:t xml:space="preserve">Unlike Windows where you have </w:t>
-      </w:r>
-      <w:proofErr w:type="gramStart"/>
-      <w:r>
-        <w:t>C:,</w:t>
-      </w:r>
-      <w:proofErr w:type="gramEnd"/>
-      <w:r>
-        <w:t xml:space="preserve"> </w:t>
-      </w:r>
-      <w:proofErr w:type="gramStart"/>
-      <w:r>
-        <w:t>D:,</w:t>
-      </w:r>
-      <w:proofErr w:type="gramEnd"/>
-      <w:r>
-        <w:t xml:space="preserve"> </w:t>
-      </w:r>
-      <w:proofErr w:type="gramStart"/>
-      <w:r>
-        <w:t>E:,</w:t>
-      </w:r>
-      <w:proofErr w:type="gramEnd"/>
-      <w:r>
-        <w:t xml:space="preserve"> Linux follows a unified tree architecture.</w:t>
+        <w:t>Unlike Windows where you have C:, D:, E:, Linux follows a unified tree architecture.</w:t>
       </w:r>
     </w:p>
     <w:p>
@@ -680,15 +604,7 @@
         </w:numPr>
       </w:pPr>
       <w:r>
-        <w:t xml:space="preserve">Automation tools (Ansible, </w:t>
-      </w:r>
-      <w:proofErr w:type="gramStart"/>
-      <w:r>
-        <w:t>Terraform</w:t>
-      </w:r>
-      <w:proofErr w:type="gramEnd"/>
-      <w:r>
-        <w:t xml:space="preserve"> provisioners, Shell scripts) depend on correct paths</w:t>
+        <w:t>Automation tools (Ansible, Terraform provisioners, Shell scripts) depend on correct paths</w:t>
       </w:r>
     </w:p>
     <w:p>
@@ -805,15 +721,7 @@
           </w:tcPr>
           <w:p>
             <w:r>
-              <w:t>/</w:t>
-            </w:r>
-            <w:proofErr w:type="gramStart"/>
-            <w:r>
-              <w:t>bin</w:t>
-            </w:r>
-            <w:proofErr w:type="gramEnd"/>
-            <w:r>
-              <w:t xml:space="preserve"> and /sbin</w:t>
+              <w:t>/bin and /sbin</w:t>
             </w:r>
           </w:p>
         </w:tc>
@@ -830,15 +738,7 @@
               </w:numPr>
             </w:pPr>
             <w:r>
-              <w:t>/</w:t>
-            </w:r>
-            <w:proofErr w:type="gramStart"/>
-            <w:r>
-              <w:t>bin</w:t>
-            </w:r>
-            <w:proofErr w:type="gramEnd"/>
-            <w:r>
-              <w:t xml:space="preserve"> contains essential user binaries like ls, cp, mv, cat.</w:t>
+              <w:t>/bin contains essential user binaries like ls, cp, mv, cat.</w:t>
             </w:r>
           </w:p>
           <w:p>
@@ -850,15 +750,7 @@
               </w:numPr>
             </w:pPr>
             <w:r>
-              <w:t>/</w:t>
-            </w:r>
-            <w:proofErr w:type="gramStart"/>
-            <w:r>
-              <w:t>sbin</w:t>
-            </w:r>
-            <w:proofErr w:type="gramEnd"/>
-            <w:r>
-              <w:t xml:space="preserve"> contains system-level administrative binaries like </w:t>
+              <w:t xml:space="preserve">/sbin contains system-level administrative binaries like </w:t>
             </w:r>
             <w:proofErr w:type="spellStart"/>
             <w:r>
@@ -918,15 +810,7 @@
           </w:tcPr>
           <w:p>
             <w:r>
-              <w:t>/</w:t>
-            </w:r>
-            <w:proofErr w:type="gramStart"/>
-            <w:r>
-              <w:t>etc</w:t>
-            </w:r>
-            <w:proofErr w:type="gramEnd"/>
-            <w:r>
-              <w:t xml:space="preserve"> – Configuration Directory</w:t>
+              <w:t>/etc – Configuration Directory</w:t>
             </w:r>
           </w:p>
         </w:tc>
@@ -1162,15 +1046,7 @@
           </w:tcPr>
           <w:p>
             <w:r>
-              <w:t>/</w:t>
-            </w:r>
-            <w:proofErr w:type="gramStart"/>
-            <w:r>
-              <w:t>var</w:t>
-            </w:r>
-            <w:proofErr w:type="gramEnd"/>
-            <w:r>
-              <w:t xml:space="preserve"> – Variable Data</w:t>
+              <w:t>/var – Variable Data</w:t>
             </w:r>
           </w:p>
         </w:tc>
@@ -1354,15 +1230,7 @@
           <w:p>
             <w:r>
               <w:lastRenderedPageBreak/>
-              <w:t>/</w:t>
-            </w:r>
-            <w:proofErr w:type="gramStart"/>
-            <w:r>
-              <w:t>usr</w:t>
-            </w:r>
-            <w:proofErr w:type="gramEnd"/>
-            <w:r>
-              <w:t xml:space="preserve"> – User Applications &amp; Libraries</w:t>
+              <w:t>/usr – User Applications &amp; Libraries</w:t>
             </w:r>
           </w:p>
         </w:tc>
@@ -1430,13 +1298,8 @@
           </w:tcPr>
           <w:p>
             <w:r>
-              <w:t>/</w:t>
-            </w:r>
-            <w:proofErr w:type="gramStart"/>
-            <w:r>
-              <w:t>home</w:t>
-            </w:r>
-            <w:proofErr w:type="gramEnd"/>
+              <w:t>/home</w:t>
+            </w:r>
           </w:p>
         </w:tc>
         <w:tc>
@@ -1529,13 +1392,8 @@
           </w:tcPr>
           <w:p>
             <w:r>
-              <w:t>/</w:t>
-            </w:r>
-            <w:proofErr w:type="gramStart"/>
-            <w:r>
-              <w:t>opt</w:t>
-            </w:r>
-            <w:proofErr w:type="gramEnd"/>
+              <w:t>/opt</w:t>
+            </w:r>
           </w:p>
         </w:tc>
         <w:tc>
@@ -1603,13 +1461,8 @@
           </w:tcPr>
           <w:p>
             <w:r>
-              <w:t>/</w:t>
-            </w:r>
-            <w:proofErr w:type="gramStart"/>
-            <w:r>
-              <w:t>tmp</w:t>
-            </w:r>
-            <w:proofErr w:type="gramEnd"/>
+              <w:t>/tmp</w:t>
+            </w:r>
           </w:p>
         </w:tc>
         <w:tc>
@@ -1673,13 +1526,8 @@
           </w:tcPr>
           <w:p>
             <w:r>
-              <w:t>/</w:t>
-            </w:r>
-            <w:proofErr w:type="gramStart"/>
-            <w:r>
-              <w:t>dev</w:t>
-            </w:r>
-            <w:proofErr w:type="gramEnd"/>
+              <w:t>/dev</w:t>
+            </w:r>
           </w:p>
         </w:tc>
         <w:tc>
@@ -1757,13 +1605,8 @@
           </w:tcPr>
           <w:p>
             <w:r>
-              <w:t>/</w:t>
-            </w:r>
-            <w:proofErr w:type="gramStart"/>
-            <w:r>
-              <w:t>proc</w:t>
-            </w:r>
-            <w:proofErr w:type="gramEnd"/>
+              <w:t>/proc</w:t>
+            </w:r>
           </w:p>
         </w:tc>
         <w:tc>
@@ -1837,13 +1680,8 @@
           </w:tcPr>
           <w:p>
             <w:r>
-              <w:t>/</w:t>
-            </w:r>
-            <w:proofErr w:type="gramStart"/>
-            <w:r>
-              <w:t>boot</w:t>
-            </w:r>
-            <w:proofErr w:type="gramEnd"/>
+              <w:t>/boot</w:t>
+            </w:r>
           </w:p>
         </w:tc>
         <w:tc>
@@ -1980,15 +1818,7 @@
         </w:numPr>
       </w:pPr>
       <w:r>
-        <w:t>/</w:t>
-      </w:r>
-      <w:proofErr w:type="gramStart"/>
-      <w:r>
-        <w:t>var</w:t>
-      </w:r>
-      <w:proofErr w:type="gramEnd"/>
-      <w:r>
-        <w:t xml:space="preserve"> on separate volume</w:t>
+        <w:t>/var on separate volume</w:t>
       </w:r>
     </w:p>
     <w:p>
@@ -2000,15 +1830,7 @@
         </w:numPr>
       </w:pPr>
       <w:r>
-        <w:t>/</w:t>
-      </w:r>
-      <w:proofErr w:type="gramStart"/>
-      <w:r>
-        <w:t>home</w:t>
-      </w:r>
-      <w:proofErr w:type="gramEnd"/>
-      <w:r>
-        <w:t xml:space="preserve"> separate (optional)</w:t>
+        <w:t>/home separate (optional)</w:t>
       </w:r>
     </w:p>
     <w:p>
@@ -3732,6 +3554,118 @@
     </w:lvl>
   </w:abstractNum>
   <w:abstractNum w:abstractNumId="2" w15:restartNumberingAfterBreak="0">
+    <w:nsid w:val="0BFE383A"/>
+    <w:multiLevelType w:val="hybridMultilevel"/>
+    <w:tmpl w:val="CBD401E8"/>
+    <w:lvl w:ilvl="0" w:tplc="66B83CCC">
+      <w:numFmt w:val="bullet"/>
+      <w:lvlText w:val=""/>
+      <w:lvlJc w:val="left"/>
+      <w:pPr>
+        <w:ind w:left="1080" w:hanging="360"/>
+      </w:pPr>
+      <w:rPr>
+        <w:rFonts w:ascii="Wingdings" w:eastAsiaTheme="minorHAnsi" w:hAnsi="Wingdings" w:cstheme="minorBidi" w:hint="default"/>
+      </w:rPr>
+    </w:lvl>
+    <w:lvl w:ilvl="1" w:tplc="40090003" w:tentative="1">
+      <w:start w:val="1"/>
+      <w:numFmt w:val="bullet"/>
+      <w:lvlText w:val="o"/>
+      <w:lvlJc w:val="left"/>
+      <w:pPr>
+        <w:ind w:left="1800" w:hanging="360"/>
+      </w:pPr>
+      <w:rPr>
+        <w:rFonts w:ascii="Courier New" w:hAnsi="Courier New" w:cs="Courier New" w:hint="default"/>
+      </w:rPr>
+    </w:lvl>
+    <w:lvl w:ilvl="2" w:tplc="40090005" w:tentative="1">
+      <w:start w:val="1"/>
+      <w:numFmt w:val="bullet"/>
+      <w:lvlText w:val=""/>
+      <w:lvlJc w:val="left"/>
+      <w:pPr>
+        <w:ind w:left="2520" w:hanging="360"/>
+      </w:pPr>
+      <w:rPr>
+        <w:rFonts w:ascii="Wingdings" w:hAnsi="Wingdings" w:hint="default"/>
+      </w:rPr>
+    </w:lvl>
+    <w:lvl w:ilvl="3" w:tplc="40090001" w:tentative="1">
+      <w:start w:val="1"/>
+      <w:numFmt w:val="bullet"/>
+      <w:lvlText w:val=""/>
+      <w:lvlJc w:val="left"/>
+      <w:pPr>
+        <w:ind w:left="3240" w:hanging="360"/>
+      </w:pPr>
+      <w:rPr>
+        <w:rFonts w:ascii="Symbol" w:hAnsi="Symbol" w:hint="default"/>
+      </w:rPr>
+    </w:lvl>
+    <w:lvl w:ilvl="4" w:tplc="40090003" w:tentative="1">
+      <w:start w:val="1"/>
+      <w:numFmt w:val="bullet"/>
+      <w:lvlText w:val="o"/>
+      <w:lvlJc w:val="left"/>
+      <w:pPr>
+        <w:ind w:left="3960" w:hanging="360"/>
+      </w:pPr>
+      <w:rPr>
+        <w:rFonts w:ascii="Courier New" w:hAnsi="Courier New" w:cs="Courier New" w:hint="default"/>
+      </w:rPr>
+    </w:lvl>
+    <w:lvl w:ilvl="5" w:tplc="40090005" w:tentative="1">
+      <w:start w:val="1"/>
+      <w:numFmt w:val="bullet"/>
+      <w:lvlText w:val=""/>
+      <w:lvlJc w:val="left"/>
+      <w:pPr>
+        <w:ind w:left="4680" w:hanging="360"/>
+      </w:pPr>
+      <w:rPr>
+        <w:rFonts w:ascii="Wingdings" w:hAnsi="Wingdings" w:hint="default"/>
+      </w:rPr>
+    </w:lvl>
+    <w:lvl w:ilvl="6" w:tplc="40090001" w:tentative="1">
+      <w:start w:val="1"/>
+      <w:numFmt w:val="bullet"/>
+      <w:lvlText w:val=""/>
+      <w:lvlJc w:val="left"/>
+      <w:pPr>
+        <w:ind w:left="5400" w:hanging="360"/>
+      </w:pPr>
+      <w:rPr>
+        <w:rFonts w:ascii="Symbol" w:hAnsi="Symbol" w:hint="default"/>
+      </w:rPr>
+    </w:lvl>
+    <w:lvl w:ilvl="7" w:tplc="40090003" w:tentative="1">
+      <w:start w:val="1"/>
+      <w:numFmt w:val="bullet"/>
+      <w:lvlText w:val="o"/>
+      <w:lvlJc w:val="left"/>
+      <w:pPr>
+        <w:ind w:left="6120" w:hanging="360"/>
+      </w:pPr>
+      <w:rPr>
+        <w:rFonts w:ascii="Courier New" w:hAnsi="Courier New" w:cs="Courier New" w:hint="default"/>
+      </w:rPr>
+    </w:lvl>
+    <w:lvl w:ilvl="8" w:tplc="40090005" w:tentative="1">
+      <w:start w:val="1"/>
+      <w:numFmt w:val="bullet"/>
+      <w:lvlText w:val=""/>
+      <w:lvlJc w:val="left"/>
+      <w:pPr>
+        <w:ind w:left="6840" w:hanging="360"/>
+      </w:pPr>
+      <w:rPr>
+        <w:rFonts w:ascii="Wingdings" w:hAnsi="Wingdings" w:hint="default"/>
+      </w:rPr>
+    </w:lvl>
+  </w:abstractNum>
+  <w:abstractNum w:abstractNumId="3" w15:restartNumberingAfterBreak="0">
     <w:nsid w:val="10D4414F"/>
     <w:multiLevelType w:val="hybridMultilevel"/>
     <w:tmpl w:val="16EA6726"/>
@@ -3843,7 +3777,7 @@
       </w:rPr>
     </w:lvl>
   </w:abstractNum>
-  <w:abstractNum w:abstractNumId="3" w15:restartNumberingAfterBreak="0">
+  <w:abstractNum w:abstractNumId="4" w15:restartNumberingAfterBreak="0">
     <w:nsid w:val="383E7218"/>
     <w:multiLevelType w:val="hybridMultilevel"/>
     <w:tmpl w:val="BED6A63C"/>
@@ -3955,7 +3889,7 @@
       </w:rPr>
     </w:lvl>
   </w:abstractNum>
-  <w:abstractNum w:abstractNumId="4" w15:restartNumberingAfterBreak="0">
+  <w:abstractNum w:abstractNumId="5" w15:restartNumberingAfterBreak="0">
     <w:nsid w:val="3BA567C7"/>
     <w:multiLevelType w:val="hybridMultilevel"/>
     <w:tmpl w:val="62749B7A"/>
@@ -4044,7 +3978,7 @@
       </w:pPr>
     </w:lvl>
   </w:abstractNum>
-  <w:abstractNum w:abstractNumId="5" w15:restartNumberingAfterBreak="0">
+  <w:abstractNum w:abstractNumId="6" w15:restartNumberingAfterBreak="0">
     <w:nsid w:val="6076658D"/>
     <w:multiLevelType w:val="hybridMultilevel"/>
     <w:tmpl w:val="5366E756"/>
@@ -4156,7 +4090,7 @@
       </w:rPr>
     </w:lvl>
   </w:abstractNum>
-  <w:abstractNum w:abstractNumId="6" w15:restartNumberingAfterBreak="0">
+  <w:abstractNum w:abstractNumId="7" w15:restartNumberingAfterBreak="0">
     <w:nsid w:val="6C1F1EB0"/>
     <w:multiLevelType w:val="hybridMultilevel"/>
     <w:tmpl w:val="E760FDA4"/>
@@ -4269,25 +4203,28 @@
     </w:lvl>
   </w:abstractNum>
   <w:num w:numId="1" w16cid:durableId="1659573281">
-    <w:abstractNumId w:val="2"/>
+    <w:abstractNumId w:val="3"/>
   </w:num>
   <w:num w:numId="2" w16cid:durableId="132914178">
     <w:abstractNumId w:val="0"/>
   </w:num>
   <w:num w:numId="3" w16cid:durableId="1368024940">
+    <w:abstractNumId w:val="7"/>
+  </w:num>
+  <w:num w:numId="4" w16cid:durableId="1677230050">
     <w:abstractNumId w:val="6"/>
   </w:num>
-  <w:num w:numId="4" w16cid:durableId="1677230050">
-    <w:abstractNumId w:val="5"/>
-  </w:num>
   <w:num w:numId="5" w16cid:durableId="216551200">
-    <w:abstractNumId w:val="3"/>
+    <w:abstractNumId w:val="4"/>
   </w:num>
   <w:num w:numId="6" w16cid:durableId="944386531">
-    <w:abstractNumId w:val="4"/>
+    <w:abstractNumId w:val="5"/>
   </w:num>
   <w:num w:numId="7" w16cid:durableId="1459103769">
     <w:abstractNumId w:val="1"/>
+  </w:num>
+  <w:num w:numId="8" w16cid:durableId="1528908158">
+    <w:abstractNumId w:val="2"/>
   </w:num>
 </w:numbering>
 </file>
@@ -4895,6 +4832,7 @@
   <w:style w:type="character" w:default="1" w:styleId="DefaultParagraphFont">
     <w:name w:val="Default Paragraph Font"/>
     <w:uiPriority w:val="1"/>
+    <w:semiHidden/>
     <w:unhideWhenUsed/>
   </w:style>
   <w:style w:type="table" w:default="1" w:styleId="TableNormal">
